--- a/backend/word/MIKRODERMABRAZJA..docx
+++ b/backend/word/MIKRODERMABRAZJA..docx
@@ -7,12 +7,7 @@
         <w:spacing w:before="100" w:after="100" w:line="240" w:lineRule="auto"/>
       </w:pPr>
       <w:r>
-        <w:rPr>
-          <w:rFonts w:ascii="Times New Roman" w:eastAsia="Times New Roman" w:hAnsi="Times New Roman"/>
-          <w:color w:val="000000"/>
-          <w:lang w:eastAsia="pl-PL"/>
-        </w:rPr>
-        <w:t>MIKRODERMABRAZJA</w:t>
+        <w:t>Mikrodermabrazja</w:t>
       </w:r>
     </w:p>
     <w:p>
@@ -480,19 +475,8 @@
           <w:lang w:eastAsia="pl-PL"/>
         </w:rPr>
         <w:br/>
-        <w:t xml:space="preserve">* blizny </w:t>
-      </w:r>
-      <w:proofErr w:type="spellStart"/>
-      <w:r>
-        <w:rPr>
-          <w:rFonts w:ascii="Times New Roman" w:eastAsia="Times New Roman" w:hAnsi="Times New Roman"/>
-          <w:color w:val="000000"/>
-          <w:kern w:val="0"/>
-          <w:lang w:eastAsia="pl-PL"/>
-        </w:rPr>
-        <w:t>potrądzikowe</w:t>
-      </w:r>
-      <w:proofErr w:type="spellEnd"/>
+        <w:t>* blizny potrądzikowe</w:t>
+      </w:r>
       <w:r>
         <w:rPr>
           <w:rFonts w:ascii="Times New Roman" w:eastAsia="Times New Roman" w:hAnsi="Times New Roman"/>
@@ -544,15 +528,7 @@
           <w:color w:val="000000"/>
           <w:lang w:eastAsia="pl-PL"/>
         </w:rPr>
-        <w:t>p</w:t>
-      </w:r>
-      <w:r>
-        <w:rPr>
-          <w:rFonts w:ascii="Times New Roman" w:eastAsia="Times New Roman" w:hAnsi="Times New Roman"/>
-          <w:color w:val="000000"/>
-          <w:lang w:eastAsia="pl-PL"/>
-        </w:rPr>
-        <w:t>rzeciwwskazania:</w:t>
+        <w:t>przeciwwskazania:</w:t>
       </w:r>
     </w:p>
     <w:p>
@@ -611,27 +587,7 @@
           <w:lang w:eastAsia="pl-PL"/>
         </w:rPr>
         <w:br/>
-        <w:t xml:space="preserve">* skóra </w:t>
-      </w:r>
-      <w:proofErr w:type="spellStart"/>
-      <w:r>
-        <w:rPr>
-          <w:rFonts w:ascii="Times New Roman" w:eastAsia="Times New Roman" w:hAnsi="Times New Roman"/>
-          <w:color w:val="000000"/>
-          <w:kern w:val="0"/>
-          <w:lang w:eastAsia="pl-PL"/>
-        </w:rPr>
-        <w:t>naczynkowa</w:t>
-      </w:r>
-      <w:proofErr w:type="spellEnd"/>
-      <w:r>
-        <w:rPr>
-          <w:rFonts w:ascii="Times New Roman" w:eastAsia="Times New Roman" w:hAnsi="Times New Roman"/>
-          <w:color w:val="000000"/>
-          <w:kern w:val="0"/>
-          <w:lang w:eastAsia="pl-PL"/>
-        </w:rPr>
-        <w:t xml:space="preserve"> </w:t>
+        <w:t xml:space="preserve">* skóra naczynkowa </w:t>
       </w:r>
     </w:p>
     <w:p>
@@ -767,15 +723,7 @@
           <w:color w:val="000000"/>
           <w:lang w:eastAsia="pl-PL"/>
         </w:rPr>
-        <w:t xml:space="preserve">Wskazówki </w:t>
-      </w:r>
-      <w:r>
-        <w:rPr>
-          <w:rFonts w:ascii="Times New Roman" w:eastAsia="Times New Roman" w:hAnsi="Times New Roman"/>
-          <w:color w:val="000000"/>
-          <w:lang w:eastAsia="pl-PL"/>
-        </w:rPr>
-        <w:t>po zabiegu:</w:t>
+        <w:t>Wskazówki po zabiegu:</w:t>
       </w:r>
     </w:p>
     <w:p>

--- a/backend/word/MIKRODERMABRAZJA..docx
+++ b/backend/word/MIKRODERMABRAZJA..docx
@@ -27,7 +27,27 @@
           <w:kern w:val="0"/>
           <w:lang w:eastAsia="pl-PL"/>
         </w:rPr>
-        <w:t>Mikrodermabrazja to mechaniczny zabieg złuszczający, polegający na kontrolowanym ścieraniu warstwy rogowej naskórka. Wykonywany jest w  celu wygładzenia skóry, poprawy jej kolorytu i redukcji niedoskonałości.</w:t>
+        <w:t xml:space="preserve">Mikrodermabrazja to mechaniczny zabieg złuszczający, polegający na kontrolowanym ścieraniu warstwy rogowej naskórka. Wykonywany jest </w:t>
+      </w:r>
+      <w:proofErr w:type="gramStart"/>
+      <w:r>
+        <w:rPr>
+          <w:rFonts w:ascii="Times New Roman" w:eastAsia="Times New Roman" w:hAnsi="Times New Roman"/>
+          <w:color w:val="000000"/>
+          <w:kern w:val="0"/>
+          <w:lang w:eastAsia="pl-PL"/>
+        </w:rPr>
+        <w:t>w  celu</w:t>
+      </w:r>
+      <w:proofErr w:type="gramEnd"/>
+      <w:r>
+        <w:rPr>
+          <w:rFonts w:ascii="Times New Roman" w:eastAsia="Times New Roman" w:hAnsi="Times New Roman"/>
+          <w:color w:val="000000"/>
+          <w:kern w:val="0"/>
+          <w:lang w:eastAsia="pl-PL"/>
+        </w:rPr>
+        <w:t xml:space="preserve"> wygładzenia skóry, poprawy jej kolorytu i redukcji niedoskonałości.</w:t>
       </w:r>
     </w:p>
     <w:p>
@@ -437,54 +457,115 @@
         </w:rPr>
         <w:t>* cera szara i zmęczona</w:t>
       </w:r>
-      <w:r>
-        <w:rPr>
-          <w:rFonts w:ascii="Times New Roman" w:eastAsia="Times New Roman" w:hAnsi="Times New Roman"/>
-          <w:color w:val="000000"/>
-          <w:kern w:val="0"/>
-          <w:lang w:eastAsia="pl-PL"/>
-        </w:rPr>
-        <w:br/>
+    </w:p>
+    <w:p>
+      <w:pPr>
+        <w:spacing w:before="100" w:after="100" w:line="240" w:lineRule="auto"/>
+        <w:rPr>
+          <w:rFonts w:ascii="Times New Roman" w:eastAsia="Times New Roman" w:hAnsi="Times New Roman"/>
+          <w:color w:val="000000"/>
+          <w:kern w:val="0"/>
+          <w:lang w:eastAsia="pl-PL"/>
+        </w:rPr>
+      </w:pPr>
+      <w:r>
+        <w:rPr>
+          <w:rFonts w:ascii="Times New Roman" w:eastAsia="Times New Roman" w:hAnsi="Times New Roman"/>
+          <w:color w:val="000000"/>
+          <w:kern w:val="0"/>
+          <w:lang w:eastAsia="pl-PL"/>
+        </w:rPr>
         <w:t>* drobne zmarszczki</w:t>
       </w:r>
-      <w:r>
-        <w:rPr>
-          <w:rFonts w:ascii="Times New Roman" w:eastAsia="Times New Roman" w:hAnsi="Times New Roman"/>
-          <w:color w:val="000000"/>
-          <w:kern w:val="0"/>
-          <w:lang w:eastAsia="pl-PL"/>
-        </w:rPr>
-        <w:br/>
+    </w:p>
+    <w:p>
+      <w:pPr>
+        <w:spacing w:before="100" w:after="100" w:line="240" w:lineRule="auto"/>
+        <w:rPr>
+          <w:rFonts w:ascii="Times New Roman" w:eastAsia="Times New Roman" w:hAnsi="Times New Roman"/>
+          <w:color w:val="000000"/>
+          <w:kern w:val="0"/>
+          <w:lang w:eastAsia="pl-PL"/>
+        </w:rPr>
+      </w:pPr>
+      <w:r>
+        <w:rPr>
+          <w:rFonts w:ascii="Times New Roman" w:eastAsia="Times New Roman" w:hAnsi="Times New Roman"/>
+          <w:color w:val="000000"/>
+          <w:kern w:val="0"/>
+          <w:lang w:eastAsia="pl-PL"/>
+        </w:rPr>
         <w:t>* rozszerzone pory</w:t>
       </w:r>
-      <w:r>
-        <w:rPr>
-          <w:rFonts w:ascii="Times New Roman" w:eastAsia="Times New Roman" w:hAnsi="Times New Roman"/>
-          <w:color w:val="000000"/>
-          <w:kern w:val="0"/>
-          <w:lang w:eastAsia="pl-PL"/>
-        </w:rPr>
-        <w:br/>
+    </w:p>
+    <w:p>
+      <w:pPr>
+        <w:spacing w:before="100" w:after="100" w:line="240" w:lineRule="auto"/>
+        <w:rPr>
+          <w:rFonts w:ascii="Times New Roman" w:eastAsia="Times New Roman" w:hAnsi="Times New Roman"/>
+          <w:color w:val="000000"/>
+          <w:kern w:val="0"/>
+          <w:lang w:eastAsia="pl-PL"/>
+        </w:rPr>
+      </w:pPr>
+      <w:r>
+        <w:rPr>
+          <w:rFonts w:ascii="Times New Roman" w:eastAsia="Times New Roman" w:hAnsi="Times New Roman"/>
+          <w:color w:val="000000"/>
+          <w:kern w:val="0"/>
+          <w:lang w:eastAsia="pl-PL"/>
+        </w:rPr>
         <w:t>* zaskórniki</w:t>
       </w:r>
-      <w:r>
-        <w:rPr>
-          <w:rFonts w:ascii="Times New Roman" w:eastAsia="Times New Roman" w:hAnsi="Times New Roman"/>
-          <w:color w:val="000000"/>
-          <w:kern w:val="0"/>
-          <w:lang w:eastAsia="pl-PL"/>
-        </w:rPr>
-        <w:br/>
-        <w:t>* blizny potrądzikowe</w:t>
-      </w:r>
-      <w:r>
-        <w:rPr>
-          <w:rFonts w:ascii="Times New Roman" w:eastAsia="Times New Roman" w:hAnsi="Times New Roman"/>
-          <w:color w:val="000000"/>
-          <w:kern w:val="0"/>
-          <w:lang w:eastAsia="pl-PL"/>
-        </w:rPr>
-        <w:br/>
+    </w:p>
+    <w:p>
+      <w:pPr>
+        <w:spacing w:before="100" w:after="100" w:line="240" w:lineRule="auto"/>
+        <w:rPr>
+          <w:rFonts w:ascii="Times New Roman" w:eastAsia="Times New Roman" w:hAnsi="Times New Roman"/>
+          <w:color w:val="000000"/>
+          <w:kern w:val="0"/>
+          <w:lang w:eastAsia="pl-PL"/>
+        </w:rPr>
+      </w:pPr>
+      <w:r>
+        <w:rPr>
+          <w:rFonts w:ascii="Times New Roman" w:eastAsia="Times New Roman" w:hAnsi="Times New Roman"/>
+          <w:color w:val="000000"/>
+          <w:kern w:val="0"/>
+          <w:lang w:eastAsia="pl-PL"/>
+        </w:rPr>
+        <w:t xml:space="preserve">* blizny </w:t>
+      </w:r>
+      <w:proofErr w:type="spellStart"/>
+      <w:r>
+        <w:rPr>
+          <w:rFonts w:ascii="Times New Roman" w:eastAsia="Times New Roman" w:hAnsi="Times New Roman"/>
+          <w:color w:val="000000"/>
+          <w:kern w:val="0"/>
+          <w:lang w:eastAsia="pl-PL"/>
+        </w:rPr>
+        <w:t>potrądzikowe</w:t>
+      </w:r>
+      <w:proofErr w:type="spellEnd"/>
+    </w:p>
+    <w:p>
+      <w:pPr>
+        <w:spacing w:before="100" w:after="100" w:line="240" w:lineRule="auto"/>
+        <w:rPr>
+          <w:rFonts w:ascii="Times New Roman" w:eastAsia="Times New Roman" w:hAnsi="Times New Roman"/>
+          <w:color w:val="000000"/>
+          <w:kern w:val="0"/>
+          <w:lang w:eastAsia="pl-PL"/>
+        </w:rPr>
+      </w:pPr>
+      <w:r>
+        <w:rPr>
+          <w:rFonts w:ascii="Times New Roman" w:eastAsia="Times New Roman" w:hAnsi="Times New Roman"/>
+          <w:color w:val="000000"/>
+          <w:kern w:val="0"/>
+          <w:lang w:eastAsia="pl-PL"/>
+        </w:rPr>
         <w:t>* przebarwienia</w:t>
       </w:r>
     </w:p>
@@ -533,7 +614,7 @@
     </w:p>
     <w:p>
       <w:pPr>
-        <w:spacing w:before="100" w:after="100" w:line="240" w:lineRule="auto"/>
+        <w:spacing w:after="0" w:line="240" w:lineRule="auto"/>
         <w:rPr>
           <w:rFonts w:ascii="Times New Roman" w:eastAsia="Times New Roman" w:hAnsi="Times New Roman"/>
           <w:color w:val="000000"/>
@@ -550,49 +631,85 @@
         </w:rPr>
         <w:t>* aktywny trądzik ropny</w:t>
       </w:r>
-      <w:r>
-        <w:rPr>
-          <w:rFonts w:ascii="Times New Roman" w:eastAsia="Times New Roman" w:hAnsi="Times New Roman"/>
-          <w:color w:val="000000"/>
-          <w:kern w:val="0"/>
-          <w:lang w:eastAsia="pl-PL"/>
-        </w:rPr>
-        <w:br/>
+    </w:p>
+    <w:p>
+      <w:pPr>
+        <w:spacing w:after="0" w:line="240" w:lineRule="auto"/>
+        <w:rPr>
+          <w:rFonts w:ascii="Times New Roman" w:eastAsia="Times New Roman" w:hAnsi="Times New Roman"/>
+          <w:color w:val="000000"/>
+          <w:kern w:val="0"/>
+          <w:lang w:eastAsia="pl-PL"/>
+        </w:rPr>
+      </w:pPr>
+      <w:r>
+        <w:rPr>
+          <w:rFonts w:ascii="Times New Roman" w:eastAsia="Times New Roman" w:hAnsi="Times New Roman"/>
+          <w:color w:val="000000"/>
+          <w:kern w:val="0"/>
+          <w:lang w:eastAsia="pl-PL"/>
+        </w:rPr>
+        <w:lastRenderedPageBreak/>
         <w:t>* opryszczka</w:t>
       </w:r>
-      <w:r>
-        <w:rPr>
-          <w:rFonts w:ascii="Times New Roman" w:eastAsia="Times New Roman" w:hAnsi="Times New Roman"/>
-          <w:color w:val="000000"/>
-          <w:kern w:val="0"/>
-          <w:lang w:eastAsia="pl-PL"/>
-        </w:rPr>
-        <w:br/>
-      </w:r>
-      <w:r>
-        <w:rPr>
-          <w:rFonts w:ascii="Times New Roman" w:eastAsia="Times New Roman" w:hAnsi="Times New Roman"/>
-          <w:color w:val="000000"/>
-          <w:kern w:val="0"/>
-          <w:lang w:eastAsia="pl-PL"/>
-        </w:rPr>
-        <w:lastRenderedPageBreak/>
+    </w:p>
+    <w:p>
+      <w:pPr>
+        <w:spacing w:after="0" w:line="240" w:lineRule="auto"/>
+        <w:rPr>
+          <w:rFonts w:ascii="Times New Roman" w:eastAsia="Times New Roman" w:hAnsi="Times New Roman"/>
+          <w:color w:val="000000"/>
+          <w:kern w:val="0"/>
+          <w:lang w:eastAsia="pl-PL"/>
+        </w:rPr>
+      </w:pPr>
+      <w:r>
+        <w:rPr>
+          <w:rFonts w:ascii="Times New Roman" w:eastAsia="Times New Roman" w:hAnsi="Times New Roman"/>
+          <w:color w:val="000000"/>
+          <w:kern w:val="0"/>
+          <w:lang w:eastAsia="pl-PL"/>
+        </w:rPr>
         <w:t>* trądzik różowaty</w:t>
       </w:r>
-      <w:r>
-        <w:rPr>
-          <w:rFonts w:ascii="Times New Roman" w:eastAsia="Times New Roman" w:hAnsi="Times New Roman"/>
-          <w:color w:val="000000"/>
-          <w:kern w:val="0"/>
-          <w:lang w:eastAsia="pl-PL"/>
-        </w:rPr>
-        <w:br/>
-        <w:t xml:space="preserve">* skóra naczynkowa </w:t>
-      </w:r>
-    </w:p>
-    <w:p>
-      <w:pPr>
-        <w:spacing w:before="100" w:after="100" w:line="240" w:lineRule="auto"/>
+    </w:p>
+    <w:p>
+      <w:pPr>
+        <w:spacing w:after="0" w:line="240" w:lineRule="auto"/>
+      </w:pPr>
+      <w:r>
+        <w:rPr>
+          <w:rFonts w:ascii="Times New Roman" w:eastAsia="Times New Roman" w:hAnsi="Times New Roman"/>
+          <w:color w:val="000000"/>
+          <w:kern w:val="0"/>
+          <w:lang w:eastAsia="pl-PL"/>
+        </w:rPr>
+        <w:t xml:space="preserve">* skóra </w:t>
+      </w:r>
+      <w:proofErr w:type="spellStart"/>
+      <w:r>
+        <w:rPr>
+          <w:rFonts w:ascii="Times New Roman" w:eastAsia="Times New Roman" w:hAnsi="Times New Roman"/>
+          <w:color w:val="000000"/>
+          <w:kern w:val="0"/>
+          <w:lang w:eastAsia="pl-PL"/>
+        </w:rPr>
+        <w:t>naczynkowa</w:t>
+      </w:r>
+      <w:proofErr w:type="spellEnd"/>
+      <w:r>
+        <w:rPr>
+          <w:rFonts w:ascii="Times New Roman" w:eastAsia="Times New Roman" w:hAnsi="Times New Roman"/>
+          <w:color w:val="000000"/>
+          <w:kern w:val="0"/>
+          <w:lang w:eastAsia="pl-PL"/>
+        </w:rPr>
+        <w:t xml:space="preserve"> </w:t>
+      </w:r>
+    </w:p>
+    <w:p>
+      <w:pPr>
+        <w:spacing w:after="0" w:line="240" w:lineRule="auto"/>
         <w:rPr>
           <w:rFonts w:ascii="Times New Roman" w:eastAsia="Times New Roman" w:hAnsi="Times New Roman"/>
           <w:color w:val="000000"/>
@@ -609,36 +726,44 @@
         </w:rPr>
         <w:t>* świeże blizny i rany</w:t>
       </w:r>
-      <w:r>
-        <w:rPr>
-          <w:rFonts w:ascii="Times New Roman" w:eastAsia="Times New Roman" w:hAnsi="Times New Roman"/>
-          <w:color w:val="000000"/>
-          <w:kern w:val="0"/>
-          <w:lang w:eastAsia="pl-PL"/>
-        </w:rPr>
-        <w:br/>
+    </w:p>
+    <w:p>
+      <w:pPr>
+        <w:spacing w:after="0" w:line="240" w:lineRule="auto"/>
+        <w:rPr>
+          <w:rFonts w:ascii="Times New Roman" w:eastAsia="Times New Roman" w:hAnsi="Times New Roman"/>
+          <w:color w:val="000000"/>
+          <w:kern w:val="0"/>
+          <w:lang w:eastAsia="pl-PL"/>
+        </w:rPr>
+      </w:pPr>
+      <w:r>
+        <w:rPr>
+          <w:rFonts w:ascii="Times New Roman" w:eastAsia="Times New Roman" w:hAnsi="Times New Roman"/>
+          <w:color w:val="000000"/>
+          <w:kern w:val="0"/>
+          <w:lang w:eastAsia="pl-PL"/>
+        </w:rPr>
         <w:t xml:space="preserve">* stosowanie leków bądź substancji, które mogą uwrażliwiać skórę </w:t>
       </w:r>
-      <w:r>
-        <w:rPr>
-          <w:rFonts w:ascii="Times New Roman" w:eastAsia="Times New Roman" w:hAnsi="Times New Roman"/>
-          <w:color w:val="000000"/>
-          <w:kern w:val="0"/>
-          <w:lang w:eastAsia="pl-PL"/>
-        </w:rPr>
-        <w:br/>
+    </w:p>
+    <w:p>
+      <w:pPr>
+        <w:spacing w:after="0" w:line="240" w:lineRule="auto"/>
+      </w:pPr>
+      <w:r>
+        <w:rPr>
+          <w:rFonts w:ascii="Times New Roman" w:eastAsia="Times New Roman" w:hAnsi="Times New Roman"/>
+          <w:color w:val="000000"/>
+          <w:kern w:val="0"/>
+          <w:lang w:eastAsia="pl-PL"/>
+        </w:rPr>
         <w:t>* nowotwory</w:t>
       </w:r>
     </w:p>
     <w:p>
       <w:pPr>
-        <w:spacing w:before="100" w:after="100" w:line="240" w:lineRule="auto"/>
-        <w:rPr>
-          <w:rFonts w:ascii="Times New Roman" w:eastAsia="Times New Roman" w:hAnsi="Times New Roman"/>
-          <w:color w:val="000000"/>
-          <w:kern w:val="0"/>
-          <w:lang w:eastAsia="pl-PL"/>
-        </w:rPr>
+        <w:spacing w:after="0" w:line="240" w:lineRule="auto"/>
       </w:pPr>
       <w:r>
         <w:rPr>
@@ -652,13 +777,7 @@
     </w:p>
     <w:p>
       <w:pPr>
-        <w:spacing w:before="100" w:after="100" w:line="240" w:lineRule="auto"/>
-        <w:rPr>
-          <w:rFonts w:ascii="Times New Roman" w:eastAsia="Times New Roman" w:hAnsi="Times New Roman"/>
-          <w:color w:val="000000"/>
-          <w:kern w:val="0"/>
-          <w:lang w:eastAsia="pl-PL"/>
-        </w:rPr>
+        <w:spacing w:after="0" w:line="240" w:lineRule="auto"/>
       </w:pPr>
       <w:r>
         <w:rPr>
@@ -728,7 +847,13 @@
     </w:p>
     <w:p>
       <w:pPr>
-        <w:spacing w:before="100" w:after="100" w:line="240" w:lineRule="auto"/>
+        <w:spacing w:after="0" w:line="240" w:lineRule="auto"/>
+        <w:rPr>
+          <w:rFonts w:ascii="Times New Roman" w:eastAsia="Times New Roman" w:hAnsi="Times New Roman"/>
+          <w:color w:val="000000"/>
+          <w:kern w:val="0"/>
+          <w:lang w:eastAsia="pl-PL"/>
+        </w:rPr>
       </w:pPr>
       <w:r>
         <w:rPr>
@@ -739,44 +864,78 @@
         </w:rPr>
         <w:t>* stosować krem nawilżający</w:t>
       </w:r>
-      <w:r>
-        <w:rPr>
-          <w:rFonts w:ascii="Times New Roman" w:eastAsia="Times New Roman" w:hAnsi="Times New Roman"/>
-          <w:color w:val="000000"/>
-          <w:kern w:val="0"/>
-          <w:lang w:eastAsia="pl-PL"/>
-        </w:rPr>
-        <w:br/>
+    </w:p>
+    <w:p>
+      <w:pPr>
+        <w:spacing w:after="0" w:line="240" w:lineRule="auto"/>
+        <w:rPr>
+          <w:rFonts w:ascii="Times New Roman" w:eastAsia="Times New Roman" w:hAnsi="Times New Roman"/>
+          <w:color w:val="000000"/>
+          <w:kern w:val="0"/>
+          <w:lang w:eastAsia="pl-PL"/>
+        </w:rPr>
+      </w:pPr>
+      <w:r>
+        <w:rPr>
+          <w:rFonts w:ascii="Times New Roman" w:eastAsia="Times New Roman" w:hAnsi="Times New Roman"/>
+          <w:color w:val="000000"/>
+          <w:kern w:val="0"/>
+          <w:lang w:eastAsia="pl-PL"/>
+        </w:rPr>
         <w:t>* unikać słońca przez kilka dni</w:t>
       </w:r>
-      <w:r>
-        <w:rPr>
-          <w:rFonts w:ascii="Times New Roman" w:eastAsia="Times New Roman" w:hAnsi="Times New Roman"/>
-          <w:color w:val="000000"/>
-          <w:kern w:val="0"/>
-          <w:lang w:eastAsia="pl-PL"/>
-        </w:rPr>
-        <w:br/>
+    </w:p>
+    <w:p>
+      <w:pPr>
+        <w:spacing w:after="0" w:line="240" w:lineRule="auto"/>
+        <w:rPr>
+          <w:rFonts w:ascii="Times New Roman" w:eastAsia="Times New Roman" w:hAnsi="Times New Roman"/>
+          <w:color w:val="000000"/>
+          <w:kern w:val="0"/>
+          <w:lang w:eastAsia="pl-PL"/>
+        </w:rPr>
+      </w:pPr>
+      <w:r>
+        <w:rPr>
+          <w:rFonts w:ascii="Times New Roman" w:eastAsia="Times New Roman" w:hAnsi="Times New Roman"/>
+          <w:color w:val="000000"/>
+          <w:kern w:val="0"/>
+          <w:lang w:eastAsia="pl-PL"/>
+        </w:rPr>
         <w:t>* obowiązkowo SPF 30–50</w:t>
       </w:r>
-      <w:r>
-        <w:rPr>
-          <w:rFonts w:ascii="Times New Roman" w:eastAsia="Times New Roman" w:hAnsi="Times New Roman"/>
-          <w:color w:val="000000"/>
-          <w:kern w:val="0"/>
-          <w:lang w:eastAsia="pl-PL"/>
-        </w:rPr>
-        <w:br/>
+    </w:p>
+    <w:p>
+      <w:pPr>
+        <w:spacing w:after="0" w:line="240" w:lineRule="auto"/>
+        <w:rPr>
+          <w:rFonts w:ascii="Times New Roman" w:eastAsia="Times New Roman" w:hAnsi="Times New Roman"/>
+          <w:color w:val="000000"/>
+          <w:kern w:val="0"/>
+          <w:lang w:eastAsia="pl-PL"/>
+        </w:rPr>
+      </w:pPr>
+      <w:r>
+        <w:rPr>
+          <w:rFonts w:ascii="Times New Roman" w:eastAsia="Times New Roman" w:hAnsi="Times New Roman"/>
+          <w:color w:val="000000"/>
+          <w:kern w:val="0"/>
+          <w:lang w:eastAsia="pl-PL"/>
+        </w:rPr>
         <w:t>* nie stosować silnych kwasów przez 5–7 dni</w:t>
       </w:r>
-      <w:r>
-        <w:rPr>
-          <w:rFonts w:ascii="Times New Roman" w:eastAsia="Times New Roman" w:hAnsi="Times New Roman"/>
-          <w:color w:val="000000"/>
-          <w:kern w:val="0"/>
-          <w:lang w:eastAsia="pl-PL"/>
-        </w:rPr>
-        <w:br/>
+    </w:p>
+    <w:p>
+      <w:pPr>
+        <w:spacing w:after="0" w:line="240" w:lineRule="auto"/>
+      </w:pPr>
+      <w:r>
+        <w:rPr>
+          <w:rFonts w:ascii="Times New Roman" w:eastAsia="Times New Roman" w:hAnsi="Times New Roman"/>
+          <w:color w:val="000000"/>
+          <w:kern w:val="0"/>
+          <w:lang w:eastAsia="pl-PL"/>
+        </w:rPr>
         <w:t>* nie korzystać z sauny i solarium</w:t>
       </w:r>
     </w:p>

--- a/backend/word/MIKRODERMABRAZJA..docx
+++ b/backend/word/MIKRODERMABRAZJA..docx
@@ -3,961 +3,269 @@
 <w:document xmlns:wpc="http://schemas.microsoft.com/office/word/2010/wordprocessingCanvas" xmlns:cx="http://schemas.microsoft.com/office/drawing/2014/chartex" xmlns:cx1="http://schemas.microsoft.com/office/drawing/2015/9/8/chartex" xmlns:cx2="http://schemas.microsoft.com/office/drawing/2015/10/21/chartex" xmlns:cx3="http://schemas.microsoft.com/office/drawing/2016/5/9/chartex" xmlns:cx4="http://schemas.microsoft.com/office/drawing/2016/5/10/chartex" xmlns:cx5="http://schemas.microsoft.com/office/drawing/2016/5/11/chartex" xmlns:cx6="http://schemas.microsoft.com/office/drawing/2016/5/12/chartex" xmlns:cx7="http://schemas.microsoft.com/office/drawing/2016/5/13/chartex" xmlns:cx8="http://schemas.microsoft.com/office/drawing/2016/5/14/chartex" xmlns:mc="http://schemas.openxmlformats.org/markup-compatibility/2006" xmlns:aink="http://schemas.microsoft.com/office/drawing/2016/ink" xmlns:am3d="http://schemas.microsoft.com/office/drawing/2017/model3d" xmlns:o="urn:schemas-microsoft-com:office:office" xmlns:oel="http://schemas.microsoft.com/office/2019/extlst" xmlns:r="http://schemas.openxmlformats.org/officeDocument/2006/relationships" xmlns:m="http://schemas.openxmlformats.org/officeDocument/2006/math" xmlns:v="urn:schemas-microsoft-com:vml" xmlns:wp14="http://schemas.microsoft.com/office/word/2010/wordprocessingDrawing" xmlns:wp="http://schemas.openxmlformats.org/drawingml/2006/wordprocessingDrawing" xmlns:w10="urn:schemas-microsoft-com:office:word" xmlns:w="http://schemas.openxmlformats.org/wordprocessingml/2006/main" xmlns:w14="http://schemas.microsoft.com/office/word/2010/wordml" xmlns:w15="http://schemas.microsoft.com/office/word/2012/wordml" xmlns:w16cex="http://schemas.microsoft.com/office/word/2018/wordml/cex" xmlns:w16cid="http://schemas.microsoft.com/office/word/2016/wordml/cid" xmlns:w16="http://schemas.microsoft.com/office/word/2018/wordml" xmlns:w16du="http://schemas.microsoft.com/office/word/2023/wordml/word16du" xmlns:w16sdtdh="http://schemas.microsoft.com/office/word/2020/wordml/sdtdatahash" xmlns:w16sdtfl="http://schemas.microsoft.com/office/word/2024/wordml/sdtformatlock" xmlns:w16se="http://schemas.microsoft.com/office/word/2015/wordml/symex" xmlns:wpg="http://schemas.microsoft.com/office/word/2010/wordprocessingGroup" xmlns:wpi="http://schemas.microsoft.com/office/word/2010/wordprocessingInk" xmlns:wne="http://schemas.microsoft.com/office/word/2006/wordml" xmlns:wps="http://schemas.microsoft.com/office/word/2010/wordprocessingShape" mc:Ignorable="w14 w15 w16se w16cid w16 w16cex w16sdtdh w16sdtfl w16du wp14">
   <w:body>
     <w:p>
-      <w:pPr>
-        <w:spacing w:before="100" w:after="100" w:line="240" w:lineRule="auto"/>
-      </w:pPr>
-      <w:r>
-        <w:t>Mikrodermabrazja</w:t>
-      </w:r>
-    </w:p>
-    <w:p>
-      <w:pPr>
-        <w:spacing w:before="100" w:after="100" w:line="240" w:lineRule="auto"/>
-        <w:rPr>
-          <w:rFonts w:ascii="Times New Roman" w:eastAsia="Times New Roman" w:hAnsi="Times New Roman"/>
-          <w:color w:val="000000"/>
-          <w:kern w:val="0"/>
-          <w:lang w:eastAsia="pl-PL"/>
-        </w:rPr>
-      </w:pPr>
-      <w:r>
-        <w:rPr>
-          <w:rFonts w:ascii="Times New Roman" w:eastAsia="Times New Roman" w:hAnsi="Times New Roman"/>
-          <w:color w:val="000000"/>
-          <w:kern w:val="0"/>
-          <w:lang w:eastAsia="pl-PL"/>
-        </w:rPr>
-        <w:t xml:space="preserve">Mikrodermabrazja to mechaniczny zabieg złuszczający, polegający na kontrolowanym ścieraniu warstwy rogowej naskórka. Wykonywany jest </w:t>
-      </w:r>
-      <w:proofErr w:type="gramStart"/>
-      <w:r>
-        <w:rPr>
-          <w:rFonts w:ascii="Times New Roman" w:eastAsia="Times New Roman" w:hAnsi="Times New Roman"/>
-          <w:color w:val="000000"/>
-          <w:kern w:val="0"/>
-          <w:lang w:eastAsia="pl-PL"/>
-        </w:rPr>
-        <w:t>w  celu</w:t>
-      </w:r>
-      <w:proofErr w:type="gramEnd"/>
-      <w:r>
-        <w:rPr>
-          <w:rFonts w:ascii="Times New Roman" w:eastAsia="Times New Roman" w:hAnsi="Times New Roman"/>
-          <w:color w:val="000000"/>
-          <w:kern w:val="0"/>
-          <w:lang w:eastAsia="pl-PL"/>
-        </w:rPr>
-        <w:t xml:space="preserve"> wygładzenia skóry, poprawy jej kolorytu i redukcji niedoskonałości.</w:t>
-      </w:r>
-    </w:p>
-    <w:p>
-      <w:pPr>
-        <w:spacing w:before="100" w:after="100" w:line="240" w:lineRule="auto"/>
-        <w:rPr>
-          <w:rFonts w:ascii="Times New Roman" w:eastAsia="Times New Roman" w:hAnsi="Times New Roman"/>
-          <w:color w:val="000000"/>
-          <w:kern w:val="0"/>
-          <w:lang w:eastAsia="pl-PL"/>
-        </w:rPr>
-      </w:pPr>
-      <w:r>
-        <w:rPr>
-          <w:rFonts w:ascii="Times New Roman" w:eastAsia="Times New Roman" w:hAnsi="Times New Roman"/>
-          <w:color w:val="000000"/>
-          <w:kern w:val="0"/>
-          <w:lang w:eastAsia="pl-PL"/>
-        </w:rPr>
-        <w:t>To jeden z najpopularniejszych zabiegów odnowy skóry.</w:t>
-      </w:r>
-    </w:p>
-    <w:p>
-      <w:pPr>
-        <w:spacing w:before="100" w:after="100" w:line="240" w:lineRule="auto"/>
-        <w:rPr>
-          <w:rFonts w:ascii="Times New Roman" w:eastAsia="Times New Roman" w:hAnsi="Times New Roman"/>
-          <w:color w:val="000000"/>
-          <w:kern w:val="0"/>
-          <w:lang w:eastAsia="pl-PL"/>
-        </w:rPr>
-      </w:pPr>
-      <w:r>
-        <w:rPr>
-          <w:rFonts w:ascii="Times New Roman" w:eastAsia="Times New Roman" w:hAnsi="Times New Roman"/>
-          <w:color w:val="000000"/>
-          <w:kern w:val="0"/>
-          <w:lang w:eastAsia="pl-PL"/>
-        </w:rPr>
-        <w:t>Podczas zabiegu specjalna głowica pokryta drobinkami diamentu, ściera martwe komórki naskórka, jednocześnie zasysając złuszczony materiał. Pobudza to:</w:t>
-      </w:r>
-    </w:p>
-    <w:p>
-      <w:pPr>
-        <w:spacing w:before="100" w:after="100" w:line="240" w:lineRule="auto"/>
-      </w:pPr>
-      <w:r>
-        <w:rPr>
-          <w:rFonts w:ascii="Times New Roman" w:eastAsia="Times New Roman" w:hAnsi="Times New Roman"/>
-          <w:color w:val="000000"/>
-          <w:kern w:val="0"/>
-          <w:lang w:eastAsia="pl-PL"/>
-        </w:rPr>
-        <w:t>* regenerację skóry</w:t>
-      </w:r>
-      <w:r>
-        <w:rPr>
-          <w:rFonts w:ascii="Times New Roman" w:eastAsia="Times New Roman" w:hAnsi="Times New Roman"/>
-          <w:color w:val="000000"/>
-          <w:kern w:val="0"/>
-          <w:lang w:eastAsia="pl-PL"/>
-        </w:rPr>
-        <w:br/>
-        <w:t>* produkcję kolagenu i elastyny</w:t>
-      </w:r>
-      <w:r>
-        <w:rPr>
-          <w:rFonts w:ascii="Times New Roman" w:eastAsia="Times New Roman" w:hAnsi="Times New Roman"/>
-          <w:color w:val="000000"/>
-          <w:kern w:val="0"/>
-          <w:lang w:eastAsia="pl-PL"/>
-        </w:rPr>
-        <w:br/>
-        <w:t>* poprawę mikrokrążenia</w:t>
-      </w:r>
-      <w:r>
-        <w:rPr>
-          <w:rFonts w:ascii="Times New Roman" w:eastAsia="Times New Roman" w:hAnsi="Times New Roman"/>
-          <w:color w:val="000000"/>
-          <w:kern w:val="0"/>
-          <w:lang w:eastAsia="pl-PL"/>
-        </w:rPr>
-        <w:br/>
+      <w:r>
+        <w:t xml:space="preserve">Mikrodermabrazja </w:t>
+      </w:r>
+    </w:p>
+    <w:p>
+      <w:r>
+        <w:t xml:space="preserve">Mikrodermabrazja to mechaniczny zabieg złuszczający, polegający na kontrolowanym ścieraniu warstwy rogowej naskórka. Wykonywany jest w celu wygładzenia skóry, poprawy jej kolorytu i redukcji niedoskonałości. To jeden z najpopularniejszych zabiegów odnowy skóry. Podczas zabiegu specjalna głowica pokryta drobinkami diamentu, ściera martwe komórki naskórka, jednocześnie zasysając złuszczony materiał. Pobudza to: </w:t>
+      </w:r>
+    </w:p>
+    <w:p>
+      <w:r>
+        <w:t xml:space="preserve">* regenerację skóry </w:t>
+      </w:r>
+    </w:p>
+    <w:p>
+      <w:r>
+        <w:t xml:space="preserve">* produkcję kolagenu i elastyny </w:t>
+      </w:r>
+    </w:p>
+    <w:p>
+      <w:r>
+        <w:t xml:space="preserve">* poprawę mikrokrążenia </w:t>
+      </w:r>
+    </w:p>
+    <w:p>
+      <w:r>
         <w:t>* odnowę komórkową</w:t>
       </w:r>
     </w:p>
     <w:p>
-      <w:pPr>
-        <w:spacing w:after="0" w:line="240" w:lineRule="auto"/>
-        <w:rPr>
-          <w:rFonts w:ascii="Times New Roman" w:hAnsi="Times New Roman"/>
-          <w:color w:val="000000"/>
-        </w:rPr>
-      </w:pPr>
-    </w:p>
-    <w:p>
-      <w:pPr>
-        <w:spacing w:after="0" w:line="240" w:lineRule="auto"/>
-      </w:pPr>
-      <w:r>
-        <w:rPr>
-          <w:rFonts w:ascii="Times New Roman" w:eastAsia="Times New Roman" w:hAnsi="Times New Roman"/>
-          <w:color w:val="000000"/>
-          <w:kern w:val="0"/>
-          <w:lang w:eastAsia="pl-PL"/>
-        </w:rPr>
-        <w:t>Najlepsze efekty daje seria 4–6 zabiegów, wykonywanych w odstępach 2-4 tygodni, a następnie po paru miesiącach zabieg przypominający.</w:t>
-      </w:r>
-      <w:bookmarkStart w:id="0" w:name="_Hlk223382330"/>
-      <w:r>
-        <w:rPr>
-          <w:rFonts w:ascii="Times New Roman" w:hAnsi="Times New Roman"/>
-          <w:color w:val="000000"/>
-        </w:rPr>
+      <w:r>
+        <w:t>Najlepsze efekty daje seria 4–6 zabiegów, wykonywanych w odstępach 2-4 tygodni, a następnie po paru miesiącach zabieg przypominający. Przed zabiegiem warto zrezygnować z silnych peelingów, retinolu i witaminy C w wysokim stężeniu na 2–3 dni, a także unikać ekspozycji na słońce, aby zmniejszyć ryzyko podrażnień.</w:t>
+      </w:r>
+    </w:p>
+    <w:p>
+      <w:r>
+        <w:t xml:space="preserve">Po zabiegu może wystąpić: </w:t>
+      </w:r>
+    </w:p>
+    <w:p>
+      <w:r>
+        <w:t xml:space="preserve">* lekkie zaczerwienienie </w:t>
+      </w:r>
+    </w:p>
+    <w:p>
+      <w:r>
+        <w:t xml:space="preserve">* delikatne pieczenie </w:t>
+      </w:r>
+    </w:p>
+    <w:p>
+      <w:r>
+        <w:t>* uczucie napięcia skóry</w:t>
+      </w:r>
+    </w:p>
+    <w:p>
+      <w:r>
+        <w:t>Przebieg:</w:t>
+      </w:r>
+    </w:p>
+    <w:p>
+      <w:pPr>
+        <w:numPr>
+          <w:ilvl w:val="0"/>
+          <w:numId w:val="7"/>
+        </w:numPr>
+      </w:pPr>
+      <w:r>
+        <w:t>Demakijaż i oczyszczenie skóry</w:t>
+      </w:r>
+    </w:p>
+    <w:p>
+      <w:pPr>
+        <w:numPr>
+          <w:ilvl w:val="0"/>
+          <w:numId w:val="7"/>
+        </w:numPr>
+      </w:pPr>
+      <w:r>
+        <w:t>Dezynfekcja skóry</w:t>
+      </w:r>
+    </w:p>
+    <w:p>
+      <w:pPr>
+        <w:numPr>
+          <w:ilvl w:val="0"/>
+          <w:numId w:val="7"/>
+        </w:numPr>
+      </w:pPr>
+      <w:r>
+        <w:t>Złuszczanie odpowiednią głowicą</w:t>
+      </w:r>
+    </w:p>
+    <w:p>
+      <w:pPr>
+        <w:numPr>
+          <w:ilvl w:val="0"/>
+          <w:numId w:val="7"/>
+        </w:numPr>
+      </w:pPr>
+      <w:r>
+        <w:t>Usunięcie pozostałości naskórka</w:t>
+      </w:r>
+    </w:p>
+    <w:p>
+      <w:pPr>
+        <w:numPr>
+          <w:ilvl w:val="0"/>
+          <w:numId w:val="7"/>
+        </w:numPr>
+      </w:pPr>
+      <w:r>
+        <w:t>Nałożenie maski łagodzącej</w:t>
+      </w:r>
+    </w:p>
+    <w:p>
+      <w:pPr>
+        <w:numPr>
+          <w:ilvl w:val="0"/>
+          <w:numId w:val="7"/>
+        </w:numPr>
+      </w:pPr>
+      <w:r>
+        <w:t>Krem regenerujący + SPF</w:t>
+      </w:r>
+    </w:p>
+    <w:p>
+      <w:r>
+        <w:t>Zabieg trwa zwykle 30–60 minut.</w:t>
+      </w:r>
+    </w:p>
+    <w:p>
+      <w:r>
+        <w:t xml:space="preserve">Wskazania: </w:t>
+      </w:r>
+    </w:p>
+    <w:p>
+      <w:r>
+        <w:t xml:space="preserve">* cera szara i zmęczona </w:t>
+      </w:r>
+    </w:p>
+    <w:p>
+      <w:r>
+        <w:t xml:space="preserve">* drobne zmarszczki </w:t>
+      </w:r>
+    </w:p>
+    <w:p>
+      <w:r>
+        <w:t xml:space="preserve">* rozszerzone pory </w:t>
+      </w:r>
+    </w:p>
+    <w:p>
+      <w:r>
+        <w:lastRenderedPageBreak/>
+        <w:t xml:space="preserve">* zaskórniki </w:t>
+      </w:r>
+    </w:p>
+    <w:p>
+      <w:r>
+        <w:t xml:space="preserve">* blizny </w:t>
+      </w:r>
+      <w:proofErr w:type="spellStart"/>
+      <w:r>
+        <w:t>potrądzikowe</w:t>
+      </w:r>
+      <w:proofErr w:type="spellEnd"/>
+      <w:r>
         <w:t xml:space="preserve"> </w:t>
       </w:r>
-      <w:hyperlink r:id="rId6" w:history="1">
-        <w:r>
-          <w:rPr>
-            <w:rStyle w:val="gstkn"/>
-            <w:rFonts w:ascii="Times New Roman" w:hAnsi="Times New Roman"/>
-            <w:color w:val="000000"/>
-            <w:shd w:val="clear" w:color="auto" w:fill="FFFFFF"/>
-          </w:rPr>
-          <w:t>Przed zabiegiem warto zrezygnować z silnych peelingów, retinolu i witaminy C w wysokim </w:t>
-        </w:r>
-        <w:bookmarkStart w:id="1" w:name="_Hlt223382995"/>
-        <w:bookmarkStart w:id="2" w:name="_Hlt223382996"/>
-        <w:bookmarkEnd w:id="1"/>
-        <w:bookmarkEnd w:id="2"/>
-        <w:r>
-          <w:rPr>
-            <w:rStyle w:val="gstkn"/>
-            <w:rFonts w:ascii="Times New Roman" w:hAnsi="Times New Roman"/>
-            <w:color w:val="000000"/>
-            <w:shd w:val="clear" w:color="auto" w:fill="FFFFFF"/>
-          </w:rPr>
-          <w:t>stężeniu na 2–3 dni, a także unikać ekspozycji na słońce, aby zmniejszyć ryzyko podrażnień</w:t>
-        </w:r>
-      </w:hyperlink>
-    </w:p>
-    <w:p>
-      <w:pPr>
-        <w:spacing w:before="100" w:after="100" w:line="240" w:lineRule="auto"/>
-        <w:rPr>
-          <w:rFonts w:ascii="Times New Roman" w:eastAsia="Times New Roman" w:hAnsi="Times New Roman"/>
-          <w:color w:val="000000"/>
-          <w:kern w:val="0"/>
-          <w:lang w:eastAsia="pl-PL"/>
-        </w:rPr>
-      </w:pPr>
-    </w:p>
-    <w:p>
-      <w:pPr>
-        <w:spacing w:before="100" w:after="100" w:line="240" w:lineRule="auto"/>
-        <w:rPr>
-          <w:rFonts w:ascii="Times New Roman" w:eastAsia="Times New Roman" w:hAnsi="Times New Roman"/>
-          <w:color w:val="000000"/>
-          <w:kern w:val="0"/>
-          <w:lang w:eastAsia="pl-PL"/>
-        </w:rPr>
-      </w:pPr>
-      <w:r>
-        <w:rPr>
-          <w:rFonts w:ascii="Times New Roman" w:eastAsia="Times New Roman" w:hAnsi="Times New Roman"/>
-          <w:color w:val="000000"/>
-          <w:kern w:val="0"/>
-          <w:lang w:eastAsia="pl-PL"/>
-        </w:rPr>
-        <w:t>Po zabiegu może wystąpić:</w:t>
-      </w:r>
-    </w:p>
-    <w:p>
-      <w:pPr>
-        <w:spacing w:before="100" w:after="100" w:line="240" w:lineRule="auto"/>
-        <w:rPr>
-          <w:rFonts w:ascii="Times New Roman" w:eastAsia="Times New Roman" w:hAnsi="Times New Roman"/>
-          <w:color w:val="000000"/>
-          <w:kern w:val="0"/>
-          <w:lang w:eastAsia="pl-PL"/>
-        </w:rPr>
-      </w:pPr>
-      <w:r>
-        <w:rPr>
-          <w:rFonts w:ascii="Times New Roman" w:eastAsia="Times New Roman" w:hAnsi="Times New Roman"/>
-          <w:color w:val="000000"/>
-          <w:kern w:val="0"/>
-          <w:lang w:eastAsia="pl-PL"/>
-        </w:rPr>
-        <w:t>* lekkie zaczerwienienie</w:t>
-      </w:r>
-    </w:p>
-    <w:p>
-      <w:pPr>
-        <w:spacing w:before="100" w:after="100" w:line="240" w:lineRule="auto"/>
-        <w:rPr>
-          <w:rFonts w:ascii="Times New Roman" w:eastAsia="Times New Roman" w:hAnsi="Times New Roman"/>
-          <w:color w:val="000000"/>
-          <w:kern w:val="0"/>
-          <w:lang w:eastAsia="pl-PL"/>
-        </w:rPr>
-      </w:pPr>
-      <w:r>
-        <w:rPr>
-          <w:rFonts w:ascii="Times New Roman" w:eastAsia="Times New Roman" w:hAnsi="Times New Roman"/>
-          <w:color w:val="000000"/>
-          <w:kern w:val="0"/>
-          <w:lang w:eastAsia="pl-PL"/>
-        </w:rPr>
-        <w:t>* delikatne pieczenie</w:t>
-      </w:r>
-    </w:p>
-    <w:p>
-      <w:pPr>
-        <w:spacing w:before="100" w:after="100" w:line="240" w:lineRule="auto"/>
-        <w:rPr>
-          <w:rFonts w:ascii="Times New Roman" w:eastAsia="Times New Roman" w:hAnsi="Times New Roman"/>
-          <w:color w:val="000000"/>
-          <w:kern w:val="0"/>
-          <w:lang w:eastAsia="pl-PL"/>
-        </w:rPr>
-      </w:pPr>
-      <w:r>
-        <w:rPr>
-          <w:rFonts w:ascii="Times New Roman" w:eastAsia="Times New Roman" w:hAnsi="Times New Roman"/>
-          <w:color w:val="000000"/>
-          <w:kern w:val="0"/>
-          <w:lang w:eastAsia="pl-PL"/>
-        </w:rPr>
-        <w:t>* uczucie napięcia skóry</w:t>
-      </w:r>
-    </w:p>
-    <w:p>
-      <w:pPr>
-        <w:spacing w:after="0" w:line="240" w:lineRule="auto"/>
-        <w:rPr>
-          <w:rFonts w:ascii="Times New Roman" w:eastAsia="Times New Roman" w:hAnsi="Times New Roman"/>
-          <w:b/>
-          <w:bCs/>
-          <w:color w:val="000000"/>
-          <w:lang w:eastAsia="pl-PL"/>
-        </w:rPr>
-      </w:pPr>
-    </w:p>
-    <w:p>
-      <w:pPr>
-        <w:spacing w:after="0" w:line="240" w:lineRule="auto"/>
-      </w:pPr>
-      <w:r>
-        <w:rPr>
-          <w:rFonts w:ascii="Times New Roman" w:eastAsia="Times New Roman" w:hAnsi="Times New Roman"/>
-          <w:b/>
-          <w:bCs/>
-          <w:color w:val="000000"/>
-          <w:lang w:eastAsia="pl-PL"/>
-        </w:rPr>
+    </w:p>
+    <w:p>
+      <w:r>
+        <w:t>* przebarwienia</w:t>
+      </w:r>
+    </w:p>
+    <w:p>
+      <w:r>
+        <w:t xml:space="preserve">Bezwzględne przeciwwskazania: </w:t>
+      </w:r>
+    </w:p>
+    <w:p>
+      <w:r>
+        <w:t xml:space="preserve">* aktywny trądzik ropny </w:t>
+      </w:r>
+    </w:p>
+    <w:p>
+      <w:r>
+        <w:t xml:space="preserve">* opryszczka </w:t>
+      </w:r>
+    </w:p>
+    <w:p>
+      <w:r>
+        <w:t xml:space="preserve">* trądzik różowaty </w:t>
+      </w:r>
+    </w:p>
+    <w:p>
+      <w:r>
+        <w:t xml:space="preserve">* skóra </w:t>
+      </w:r>
+      <w:proofErr w:type="spellStart"/>
+      <w:r>
+        <w:t>naczynkowa</w:t>
+      </w:r>
+      <w:proofErr w:type="spellEnd"/>
+      <w:r>
         <w:t xml:space="preserve"> </w:t>
       </w:r>
-      <w:r>
-        <w:rPr>
-          <w:rFonts w:ascii="Times New Roman" w:eastAsia="Times New Roman" w:hAnsi="Times New Roman"/>
-          <w:color w:val="000000"/>
-          <w:lang w:eastAsia="pl-PL"/>
-        </w:rPr>
-        <w:t>Przebieg:</w:t>
-      </w:r>
-    </w:p>
-    <w:bookmarkEnd w:id="0"/>
-    <w:p>
-      <w:pPr>
-        <w:spacing w:before="100" w:after="100" w:line="240" w:lineRule="auto"/>
-        <w:rPr>
-          <w:rFonts w:ascii="Times New Roman" w:eastAsia="Times New Roman" w:hAnsi="Times New Roman"/>
-          <w:color w:val="000000"/>
-          <w:kern w:val="0"/>
-          <w:lang w:eastAsia="pl-PL"/>
-        </w:rPr>
-      </w:pPr>
-      <w:r>
-        <w:rPr>
-          <w:rFonts w:ascii="Times New Roman" w:eastAsia="Times New Roman" w:hAnsi="Times New Roman"/>
-          <w:color w:val="000000"/>
-          <w:kern w:val="0"/>
-          <w:lang w:eastAsia="pl-PL"/>
-        </w:rPr>
-        <w:t>1. Demakijaż i oczyszczenie skóry</w:t>
-      </w:r>
-      <w:r>
-        <w:rPr>
-          <w:rFonts w:ascii="Times New Roman" w:eastAsia="Times New Roman" w:hAnsi="Times New Roman"/>
-          <w:color w:val="000000"/>
-          <w:kern w:val="0"/>
-          <w:lang w:eastAsia="pl-PL"/>
-        </w:rPr>
-        <w:br/>
-        <w:t>2. Dezynfekcja skóry</w:t>
-      </w:r>
-    </w:p>
-    <w:p>
-      <w:pPr>
-        <w:spacing w:before="100" w:after="100" w:line="240" w:lineRule="auto"/>
-        <w:rPr>
-          <w:rFonts w:ascii="Times New Roman" w:eastAsia="Times New Roman" w:hAnsi="Times New Roman"/>
-          <w:color w:val="000000"/>
-          <w:kern w:val="0"/>
-          <w:lang w:eastAsia="pl-PL"/>
-        </w:rPr>
-      </w:pPr>
-      <w:r>
-        <w:rPr>
-          <w:rFonts w:ascii="Times New Roman" w:eastAsia="Times New Roman" w:hAnsi="Times New Roman"/>
-          <w:color w:val="000000"/>
-          <w:kern w:val="0"/>
-          <w:lang w:eastAsia="pl-PL"/>
-        </w:rPr>
-        <w:t>3. Złuszczanie odpowiednią głowicą</w:t>
-      </w:r>
-      <w:r>
-        <w:rPr>
-          <w:rFonts w:ascii="Times New Roman" w:eastAsia="Times New Roman" w:hAnsi="Times New Roman"/>
-          <w:color w:val="000000"/>
-          <w:kern w:val="0"/>
-          <w:lang w:eastAsia="pl-PL"/>
-        </w:rPr>
-        <w:br/>
-        <w:t>4. Usunięcie pozostałości naskórka</w:t>
-      </w:r>
-      <w:r>
-        <w:rPr>
-          <w:rFonts w:ascii="Times New Roman" w:eastAsia="Times New Roman" w:hAnsi="Times New Roman"/>
-          <w:color w:val="000000"/>
-          <w:kern w:val="0"/>
-          <w:lang w:eastAsia="pl-PL"/>
-        </w:rPr>
-        <w:br/>
-        <w:t>5. Nałożenie maski łagodzącej</w:t>
-      </w:r>
-      <w:r>
-        <w:rPr>
-          <w:rFonts w:ascii="Times New Roman" w:eastAsia="Times New Roman" w:hAnsi="Times New Roman"/>
-          <w:color w:val="000000"/>
-          <w:kern w:val="0"/>
-          <w:lang w:eastAsia="pl-PL"/>
-        </w:rPr>
-        <w:br/>
-        <w:t>6. Krem regenerujący + SPF</w:t>
-      </w:r>
-    </w:p>
-    <w:p>
-      <w:pPr>
-        <w:spacing w:before="100" w:after="100" w:line="240" w:lineRule="auto"/>
-      </w:pPr>
-      <w:r>
-        <w:rPr>
-          <w:rFonts w:ascii="Times New Roman" w:eastAsia="Times New Roman" w:hAnsi="Times New Roman"/>
-          <w:color w:val="000000"/>
-          <w:kern w:val="0"/>
-          <w:lang w:eastAsia="pl-PL"/>
-        </w:rPr>
-        <w:t>Zabieg trwa zwykle 30–60 minut.</w:t>
-      </w:r>
-    </w:p>
-    <w:p>
-      <w:pPr>
-        <w:spacing w:before="100" w:after="100" w:line="240" w:lineRule="auto"/>
-        <w:rPr>
-          <w:rFonts w:ascii="Times New Roman" w:eastAsia="Times New Roman" w:hAnsi="Times New Roman"/>
-          <w:color w:val="000000"/>
-          <w:lang w:eastAsia="pl-PL"/>
-        </w:rPr>
-      </w:pPr>
-    </w:p>
-    <w:p>
-      <w:pPr>
-        <w:spacing w:before="100" w:after="100" w:line="240" w:lineRule="auto"/>
-        <w:rPr>
-          <w:rFonts w:ascii="Times New Roman" w:eastAsia="Times New Roman" w:hAnsi="Times New Roman"/>
-          <w:color w:val="000000"/>
-          <w:lang w:eastAsia="pl-PL"/>
-        </w:rPr>
-      </w:pPr>
-      <w:r>
-        <w:rPr>
-          <w:rFonts w:ascii="Times New Roman" w:eastAsia="Times New Roman" w:hAnsi="Times New Roman"/>
-          <w:color w:val="000000"/>
-          <w:lang w:eastAsia="pl-PL"/>
-        </w:rPr>
-        <w:t>Wskazania:</w:t>
-      </w:r>
-    </w:p>
-    <w:p>
-      <w:pPr>
-        <w:spacing w:before="100" w:after="100" w:line="240" w:lineRule="auto"/>
-        <w:rPr>
-          <w:rFonts w:ascii="Times New Roman" w:eastAsia="Times New Roman" w:hAnsi="Times New Roman"/>
-          <w:color w:val="000000"/>
-          <w:kern w:val="0"/>
-          <w:lang w:eastAsia="pl-PL"/>
-        </w:rPr>
-      </w:pPr>
-      <w:r>
-        <w:rPr>
-          <w:rFonts w:ascii="Times New Roman" w:eastAsia="Times New Roman" w:hAnsi="Times New Roman"/>
-          <w:color w:val="000000"/>
-          <w:kern w:val="0"/>
-          <w:lang w:eastAsia="pl-PL"/>
-        </w:rPr>
-        <w:t>* cera szara i zmęczona</w:t>
-      </w:r>
-    </w:p>
-    <w:p>
-      <w:pPr>
-        <w:spacing w:before="100" w:after="100" w:line="240" w:lineRule="auto"/>
-        <w:rPr>
-          <w:rFonts w:ascii="Times New Roman" w:eastAsia="Times New Roman" w:hAnsi="Times New Roman"/>
-          <w:color w:val="000000"/>
-          <w:kern w:val="0"/>
-          <w:lang w:eastAsia="pl-PL"/>
-        </w:rPr>
-      </w:pPr>
-      <w:r>
-        <w:rPr>
-          <w:rFonts w:ascii="Times New Roman" w:eastAsia="Times New Roman" w:hAnsi="Times New Roman"/>
-          <w:color w:val="000000"/>
-          <w:kern w:val="0"/>
-          <w:lang w:eastAsia="pl-PL"/>
-        </w:rPr>
-        <w:t>* drobne zmarszczki</w:t>
-      </w:r>
-    </w:p>
-    <w:p>
-      <w:pPr>
-        <w:spacing w:before="100" w:after="100" w:line="240" w:lineRule="auto"/>
-        <w:rPr>
-          <w:rFonts w:ascii="Times New Roman" w:eastAsia="Times New Roman" w:hAnsi="Times New Roman"/>
-          <w:color w:val="000000"/>
-          <w:kern w:val="0"/>
-          <w:lang w:eastAsia="pl-PL"/>
-        </w:rPr>
-      </w:pPr>
-      <w:r>
-        <w:rPr>
-          <w:rFonts w:ascii="Times New Roman" w:eastAsia="Times New Roman" w:hAnsi="Times New Roman"/>
-          <w:color w:val="000000"/>
-          <w:kern w:val="0"/>
-          <w:lang w:eastAsia="pl-PL"/>
-        </w:rPr>
-        <w:t>* rozszerzone pory</w:t>
-      </w:r>
-    </w:p>
-    <w:p>
-      <w:pPr>
-        <w:spacing w:before="100" w:after="100" w:line="240" w:lineRule="auto"/>
-        <w:rPr>
-          <w:rFonts w:ascii="Times New Roman" w:eastAsia="Times New Roman" w:hAnsi="Times New Roman"/>
-          <w:color w:val="000000"/>
-          <w:kern w:val="0"/>
-          <w:lang w:eastAsia="pl-PL"/>
-        </w:rPr>
-      </w:pPr>
-      <w:r>
-        <w:rPr>
-          <w:rFonts w:ascii="Times New Roman" w:eastAsia="Times New Roman" w:hAnsi="Times New Roman"/>
-          <w:color w:val="000000"/>
-          <w:kern w:val="0"/>
-          <w:lang w:eastAsia="pl-PL"/>
-        </w:rPr>
-        <w:t>* zaskórniki</w:t>
-      </w:r>
-    </w:p>
-    <w:p>
-      <w:pPr>
-        <w:spacing w:before="100" w:after="100" w:line="240" w:lineRule="auto"/>
-        <w:rPr>
-          <w:rFonts w:ascii="Times New Roman" w:eastAsia="Times New Roman" w:hAnsi="Times New Roman"/>
-          <w:color w:val="000000"/>
-          <w:kern w:val="0"/>
-          <w:lang w:eastAsia="pl-PL"/>
-        </w:rPr>
-      </w:pPr>
-      <w:r>
-        <w:rPr>
-          <w:rFonts w:ascii="Times New Roman" w:eastAsia="Times New Roman" w:hAnsi="Times New Roman"/>
-          <w:color w:val="000000"/>
-          <w:kern w:val="0"/>
-          <w:lang w:eastAsia="pl-PL"/>
-        </w:rPr>
-        <w:t xml:space="preserve">* blizny </w:t>
-      </w:r>
-      <w:proofErr w:type="spellStart"/>
-      <w:r>
-        <w:rPr>
-          <w:rFonts w:ascii="Times New Roman" w:eastAsia="Times New Roman" w:hAnsi="Times New Roman"/>
-          <w:color w:val="000000"/>
-          <w:kern w:val="0"/>
-          <w:lang w:eastAsia="pl-PL"/>
-        </w:rPr>
-        <w:t>potrądzikowe</w:t>
-      </w:r>
-      <w:proofErr w:type="spellEnd"/>
-    </w:p>
-    <w:p>
-      <w:pPr>
-        <w:spacing w:before="100" w:after="100" w:line="240" w:lineRule="auto"/>
-        <w:rPr>
-          <w:rFonts w:ascii="Times New Roman" w:eastAsia="Times New Roman" w:hAnsi="Times New Roman"/>
-          <w:color w:val="000000"/>
-          <w:kern w:val="0"/>
-          <w:lang w:eastAsia="pl-PL"/>
-        </w:rPr>
-      </w:pPr>
-      <w:r>
-        <w:rPr>
-          <w:rFonts w:ascii="Times New Roman" w:eastAsia="Times New Roman" w:hAnsi="Times New Roman"/>
-          <w:color w:val="000000"/>
-          <w:kern w:val="0"/>
-          <w:lang w:eastAsia="pl-PL"/>
-        </w:rPr>
-        <w:t>* przebarwienia</w:t>
-      </w:r>
-    </w:p>
-    <w:p>
-      <w:pPr>
-        <w:spacing w:after="0" w:line="240" w:lineRule="auto"/>
-        <w:rPr>
-          <w:rFonts w:ascii="Times New Roman" w:eastAsia="Times New Roman" w:hAnsi="Times New Roman"/>
-          <w:b/>
-          <w:bCs/>
-          <w:color w:val="000000"/>
-          <w:lang w:eastAsia="pl-PL"/>
-        </w:rPr>
-      </w:pPr>
-    </w:p>
-    <w:p>
-      <w:pPr>
-        <w:spacing w:after="0" w:line="240" w:lineRule="auto"/>
-      </w:pPr>
-      <w:r>
-        <w:rPr>
-          <w:rFonts w:ascii="Times New Roman" w:eastAsia="Times New Roman" w:hAnsi="Times New Roman"/>
-          <w:color w:val="000000"/>
-          <w:lang w:eastAsia="pl-PL"/>
-        </w:rPr>
-        <w:t>Bezwzględne</w:t>
-      </w:r>
-      <w:r>
-        <w:rPr>
-          <w:rFonts w:ascii="Times New Roman" w:eastAsia="Times New Roman" w:hAnsi="Times New Roman"/>
-          <w:b/>
-          <w:bCs/>
-          <w:color w:val="000000"/>
-          <w:lang w:eastAsia="pl-PL"/>
-        </w:rPr>
-        <w:t xml:space="preserve"> </w:t>
-      </w:r>
-      <w:r>
-        <w:rPr>
-          <w:rFonts w:ascii="Times New Roman" w:eastAsia="Times New Roman" w:hAnsi="Times New Roman"/>
-          <w:color w:val="000000"/>
-          <w:lang w:eastAsia="pl-PL"/>
-        </w:rPr>
-        <w:t>przeciwwskazania:</w:t>
-      </w:r>
-    </w:p>
-    <w:p>
-      <w:pPr>
-        <w:spacing w:after="0" w:line="240" w:lineRule="auto"/>
-        <w:rPr>
-          <w:rFonts w:ascii="Times New Roman" w:eastAsia="Times New Roman" w:hAnsi="Times New Roman"/>
-          <w:color w:val="000000"/>
-          <w:kern w:val="0"/>
-          <w:lang w:eastAsia="pl-PL"/>
-        </w:rPr>
-      </w:pPr>
-      <w:r>
-        <w:rPr>
-          <w:rFonts w:ascii="Times New Roman" w:eastAsia="Times New Roman" w:hAnsi="Times New Roman"/>
-          <w:color w:val="000000"/>
-          <w:kern w:val="0"/>
-          <w:lang w:eastAsia="pl-PL"/>
-        </w:rPr>
-        <w:t>* aktywny trądzik ropny</w:t>
-      </w:r>
-    </w:p>
-    <w:p>
-      <w:pPr>
-        <w:spacing w:after="0" w:line="240" w:lineRule="auto"/>
-        <w:rPr>
-          <w:rFonts w:ascii="Times New Roman" w:eastAsia="Times New Roman" w:hAnsi="Times New Roman"/>
-          <w:color w:val="000000"/>
-          <w:kern w:val="0"/>
-          <w:lang w:eastAsia="pl-PL"/>
-        </w:rPr>
-      </w:pPr>
-      <w:r>
-        <w:rPr>
-          <w:rFonts w:ascii="Times New Roman" w:eastAsia="Times New Roman" w:hAnsi="Times New Roman"/>
-          <w:color w:val="000000"/>
-          <w:kern w:val="0"/>
-          <w:lang w:eastAsia="pl-PL"/>
-        </w:rPr>
-        <w:lastRenderedPageBreak/>
-        <w:t>* opryszczka</w:t>
-      </w:r>
-    </w:p>
-    <w:p>
-      <w:pPr>
-        <w:spacing w:after="0" w:line="240" w:lineRule="auto"/>
-        <w:rPr>
-          <w:rFonts w:ascii="Times New Roman" w:eastAsia="Times New Roman" w:hAnsi="Times New Roman"/>
-          <w:color w:val="000000"/>
-          <w:kern w:val="0"/>
-          <w:lang w:eastAsia="pl-PL"/>
-        </w:rPr>
-      </w:pPr>
-      <w:r>
-        <w:rPr>
-          <w:rFonts w:ascii="Times New Roman" w:eastAsia="Times New Roman" w:hAnsi="Times New Roman"/>
-          <w:color w:val="000000"/>
-          <w:kern w:val="0"/>
-          <w:lang w:eastAsia="pl-PL"/>
-        </w:rPr>
-        <w:t>* trądzik różowaty</w:t>
-      </w:r>
-    </w:p>
-    <w:p>
-      <w:pPr>
-        <w:spacing w:after="0" w:line="240" w:lineRule="auto"/>
-      </w:pPr>
-      <w:r>
-        <w:rPr>
-          <w:rFonts w:ascii="Times New Roman" w:eastAsia="Times New Roman" w:hAnsi="Times New Roman"/>
-          <w:color w:val="000000"/>
-          <w:kern w:val="0"/>
-          <w:lang w:eastAsia="pl-PL"/>
-        </w:rPr>
-        <w:t xml:space="preserve">* skóra </w:t>
-      </w:r>
-      <w:proofErr w:type="spellStart"/>
-      <w:r>
-        <w:rPr>
-          <w:rFonts w:ascii="Times New Roman" w:eastAsia="Times New Roman" w:hAnsi="Times New Roman"/>
-          <w:color w:val="000000"/>
-          <w:kern w:val="0"/>
-          <w:lang w:eastAsia="pl-PL"/>
-        </w:rPr>
-        <w:t>naczynkowa</w:t>
-      </w:r>
-      <w:proofErr w:type="spellEnd"/>
-      <w:r>
-        <w:rPr>
-          <w:rFonts w:ascii="Times New Roman" w:eastAsia="Times New Roman" w:hAnsi="Times New Roman"/>
-          <w:color w:val="000000"/>
-          <w:kern w:val="0"/>
-          <w:lang w:eastAsia="pl-PL"/>
-        </w:rPr>
-        <w:t xml:space="preserve"> </w:t>
-      </w:r>
-    </w:p>
-    <w:p>
-      <w:pPr>
-        <w:spacing w:after="0" w:line="240" w:lineRule="auto"/>
-        <w:rPr>
-          <w:rFonts w:ascii="Times New Roman" w:eastAsia="Times New Roman" w:hAnsi="Times New Roman"/>
-          <w:color w:val="000000"/>
-          <w:kern w:val="0"/>
-          <w:lang w:eastAsia="pl-PL"/>
-        </w:rPr>
-      </w:pPr>
-      <w:r>
-        <w:rPr>
-          <w:rFonts w:ascii="Times New Roman" w:eastAsia="Times New Roman" w:hAnsi="Times New Roman"/>
-          <w:color w:val="000000"/>
-          <w:kern w:val="0"/>
-          <w:lang w:eastAsia="pl-PL"/>
-        </w:rPr>
-        <w:t>* świeże blizny i rany</w:t>
-      </w:r>
-    </w:p>
-    <w:p>
-      <w:pPr>
-        <w:spacing w:after="0" w:line="240" w:lineRule="auto"/>
-        <w:rPr>
-          <w:rFonts w:ascii="Times New Roman" w:eastAsia="Times New Roman" w:hAnsi="Times New Roman"/>
-          <w:color w:val="000000"/>
-          <w:kern w:val="0"/>
-          <w:lang w:eastAsia="pl-PL"/>
-        </w:rPr>
-      </w:pPr>
-      <w:r>
-        <w:rPr>
-          <w:rFonts w:ascii="Times New Roman" w:eastAsia="Times New Roman" w:hAnsi="Times New Roman"/>
-          <w:color w:val="000000"/>
-          <w:kern w:val="0"/>
-          <w:lang w:eastAsia="pl-PL"/>
-        </w:rPr>
+    </w:p>
+    <w:p>
+      <w:r>
+        <w:t xml:space="preserve">* świeże blizny i rany </w:t>
+      </w:r>
+    </w:p>
+    <w:p>
+      <w:r>
         <w:t xml:space="preserve">* stosowanie leków bądź substancji, które mogą uwrażliwiać skórę </w:t>
       </w:r>
     </w:p>
     <w:p>
-      <w:pPr>
-        <w:spacing w:after="0" w:line="240" w:lineRule="auto"/>
-      </w:pPr>
-      <w:r>
-        <w:rPr>
-          <w:rFonts w:ascii="Times New Roman" w:eastAsia="Times New Roman" w:hAnsi="Times New Roman"/>
-          <w:color w:val="000000"/>
-          <w:kern w:val="0"/>
-          <w:lang w:eastAsia="pl-PL"/>
-        </w:rPr>
-        <w:t>* nowotwory</w:t>
-      </w:r>
-    </w:p>
-    <w:p>
-      <w:pPr>
-        <w:spacing w:after="0" w:line="240" w:lineRule="auto"/>
-      </w:pPr>
-      <w:r>
-        <w:rPr>
-          <w:rFonts w:ascii="Times New Roman" w:eastAsia="Times New Roman" w:hAnsi="Times New Roman"/>
-          <w:color w:val="000000"/>
-          <w:kern w:val="0"/>
-          <w:lang w:eastAsia="pl-PL"/>
-        </w:rPr>
-        <w:t>* choroby dermatologiczne – atopowe zapalenie skóry, łuszczyca, łojotokowe zapalenie skóry, bielactwo czy wyprysk</w:t>
-      </w:r>
-    </w:p>
-    <w:p>
-      <w:pPr>
-        <w:spacing w:after="0" w:line="240" w:lineRule="auto"/>
-      </w:pPr>
-      <w:r>
-        <w:rPr>
-          <w:rFonts w:ascii="Times New Roman" w:eastAsia="Times New Roman" w:hAnsi="Times New Roman"/>
-          <w:color w:val="000000"/>
-          <w:kern w:val="0"/>
-          <w:lang w:eastAsia="pl-PL"/>
-        </w:rPr>
+      <w:r>
+        <w:t xml:space="preserve">* nowotwory </w:t>
+      </w:r>
+    </w:p>
+    <w:p>
+      <w:r>
+        <w:t xml:space="preserve">* choroby dermatologiczne – atopowe zapalenie skóry, łuszczyca, łojotokowe zapalenie skóry, bielactwo czy wyprysk </w:t>
+      </w:r>
+    </w:p>
+    <w:p>
+      <w:r>
         <w:t>* uszkodzenia skóry – świeże blizny po zabiegach chirurgicznych, oparzeniach lub trądziku, skóra poparzona słońcem lub mechanicznie uszkodzona</w:t>
       </w:r>
     </w:p>
     <w:p>
-      <w:pPr>
-        <w:spacing w:before="100" w:after="100" w:line="240" w:lineRule="auto"/>
-        <w:rPr>
-          <w:rFonts w:ascii="Times New Roman" w:eastAsia="Times New Roman" w:hAnsi="Times New Roman"/>
-          <w:color w:val="000000"/>
-          <w:kern w:val="0"/>
-          <w:lang w:eastAsia="pl-PL"/>
-        </w:rPr>
-      </w:pPr>
-    </w:p>
-    <w:p>
-      <w:pPr>
-        <w:spacing w:after="0" w:line="240" w:lineRule="auto"/>
-        <w:rPr>
-          <w:rFonts w:ascii="Times New Roman" w:eastAsia="Times New Roman" w:hAnsi="Times New Roman"/>
-          <w:b/>
-          <w:bCs/>
-          <w:color w:val="000000"/>
-          <w:lang w:eastAsia="pl-PL"/>
-        </w:rPr>
-      </w:pPr>
-      <w:r>
-        <w:rPr>
-          <w:rFonts w:ascii="Times New Roman" w:eastAsia="Times New Roman" w:hAnsi="Times New Roman"/>
-          <w:b/>
-          <w:bCs/>
-          <w:color w:val="000000"/>
-          <w:lang w:eastAsia="pl-PL"/>
-        </w:rPr>
-        <w:t xml:space="preserve"> </w:t>
-      </w:r>
-    </w:p>
-    <w:p>
-      <w:pPr>
-        <w:spacing w:after="0" w:line="240" w:lineRule="auto"/>
-        <w:rPr>
-          <w:rFonts w:ascii="Times New Roman" w:eastAsia="Times New Roman" w:hAnsi="Times New Roman"/>
-          <w:color w:val="000000"/>
-          <w:lang w:eastAsia="pl-PL"/>
-        </w:rPr>
-      </w:pPr>
-    </w:p>
-    <w:p>
-      <w:pPr>
-        <w:spacing w:after="0" w:line="240" w:lineRule="auto"/>
-      </w:pPr>
-      <w:r>
-        <w:rPr>
-          <w:rFonts w:ascii="Times New Roman" w:eastAsia="Times New Roman" w:hAnsi="Times New Roman"/>
-          <w:color w:val="000000"/>
-          <w:lang w:eastAsia="pl-PL"/>
-        </w:rPr>
-        <w:t>Wskazówki po zabiegu:</w:t>
-      </w:r>
-    </w:p>
-    <w:p>
-      <w:pPr>
-        <w:spacing w:after="0" w:line="240" w:lineRule="auto"/>
-        <w:rPr>
-          <w:rFonts w:ascii="Times New Roman" w:eastAsia="Times New Roman" w:hAnsi="Times New Roman"/>
-          <w:color w:val="000000"/>
-          <w:kern w:val="0"/>
-          <w:lang w:eastAsia="pl-PL"/>
-        </w:rPr>
-      </w:pPr>
-      <w:r>
-        <w:rPr>
-          <w:rFonts w:ascii="Times New Roman" w:eastAsia="Times New Roman" w:hAnsi="Times New Roman"/>
-          <w:color w:val="000000"/>
-          <w:kern w:val="0"/>
-          <w:lang w:eastAsia="pl-PL"/>
-        </w:rPr>
-        <w:t>* stosować krem nawilżający</w:t>
-      </w:r>
-    </w:p>
-    <w:p>
-      <w:pPr>
-        <w:spacing w:after="0" w:line="240" w:lineRule="auto"/>
-        <w:rPr>
-          <w:rFonts w:ascii="Times New Roman" w:eastAsia="Times New Roman" w:hAnsi="Times New Roman"/>
-          <w:color w:val="000000"/>
-          <w:kern w:val="0"/>
-          <w:lang w:eastAsia="pl-PL"/>
-        </w:rPr>
-      </w:pPr>
-      <w:r>
-        <w:rPr>
-          <w:rFonts w:ascii="Times New Roman" w:eastAsia="Times New Roman" w:hAnsi="Times New Roman"/>
-          <w:color w:val="000000"/>
-          <w:kern w:val="0"/>
-          <w:lang w:eastAsia="pl-PL"/>
-        </w:rPr>
-        <w:t>* unikać słońca przez kilka dni</w:t>
-      </w:r>
-    </w:p>
-    <w:p>
-      <w:pPr>
-        <w:spacing w:after="0" w:line="240" w:lineRule="auto"/>
-        <w:rPr>
-          <w:rFonts w:ascii="Times New Roman" w:eastAsia="Times New Roman" w:hAnsi="Times New Roman"/>
-          <w:color w:val="000000"/>
-          <w:kern w:val="0"/>
-          <w:lang w:eastAsia="pl-PL"/>
-        </w:rPr>
-      </w:pPr>
-      <w:r>
-        <w:rPr>
-          <w:rFonts w:ascii="Times New Roman" w:eastAsia="Times New Roman" w:hAnsi="Times New Roman"/>
-          <w:color w:val="000000"/>
-          <w:kern w:val="0"/>
-          <w:lang w:eastAsia="pl-PL"/>
-        </w:rPr>
-        <w:t>* obowiązkowo SPF 30–50</w:t>
-      </w:r>
-    </w:p>
-    <w:p>
-      <w:pPr>
-        <w:spacing w:after="0" w:line="240" w:lineRule="auto"/>
-        <w:rPr>
-          <w:rFonts w:ascii="Times New Roman" w:eastAsia="Times New Roman" w:hAnsi="Times New Roman"/>
-          <w:color w:val="000000"/>
-          <w:kern w:val="0"/>
-          <w:lang w:eastAsia="pl-PL"/>
-        </w:rPr>
-      </w:pPr>
-      <w:r>
-        <w:rPr>
-          <w:rFonts w:ascii="Times New Roman" w:eastAsia="Times New Roman" w:hAnsi="Times New Roman"/>
-          <w:color w:val="000000"/>
-          <w:kern w:val="0"/>
-          <w:lang w:eastAsia="pl-PL"/>
-        </w:rPr>
-        <w:t>* nie stosować silnych kwasów przez 5–7 dni</w:t>
-      </w:r>
-    </w:p>
-    <w:p>
-      <w:pPr>
-        <w:spacing w:after="0" w:line="240" w:lineRule="auto"/>
-      </w:pPr>
-      <w:r>
-        <w:rPr>
-          <w:rFonts w:ascii="Times New Roman" w:eastAsia="Times New Roman" w:hAnsi="Times New Roman"/>
-          <w:color w:val="000000"/>
-          <w:kern w:val="0"/>
-          <w:lang w:eastAsia="pl-PL"/>
-        </w:rPr>
+      <w:r>
+        <w:t xml:space="preserve">Wskazówki po zabiegu: </w:t>
+      </w:r>
+    </w:p>
+    <w:p>
+      <w:r>
+        <w:t xml:space="preserve">* stosować krem nawilżający </w:t>
+      </w:r>
+    </w:p>
+    <w:p>
+      <w:r>
+        <w:t xml:space="preserve">* unikać słońca przez kilka dni </w:t>
+      </w:r>
+    </w:p>
+    <w:p>
+      <w:r>
+        <w:t xml:space="preserve">* obowiązkowo SPF 30–50 </w:t>
+      </w:r>
+    </w:p>
+    <w:p>
+      <w:r>
+        <w:t xml:space="preserve">* nie stosować silnych kwasów przez 5–7 dni </w:t>
+      </w:r>
+    </w:p>
+    <w:p>
+      <w:r>
         <w:t>* nie korzystać z sauny i solarium</w:t>
       </w:r>
     </w:p>
-    <w:p>
-      <w:pPr>
-        <w:spacing w:before="100" w:after="100" w:line="240" w:lineRule="auto"/>
-        <w:rPr>
-          <w:rFonts w:ascii="Times New Roman" w:eastAsia="Times New Roman" w:hAnsi="Times New Roman"/>
-          <w:color w:val="000000"/>
-          <w:kern w:val="0"/>
-          <w:lang w:eastAsia="pl-PL"/>
-        </w:rPr>
-      </w:pPr>
-    </w:p>
-    <w:p>
-      <w:pPr>
-        <w:rPr>
-          <w:rFonts w:ascii="Times New Roman" w:hAnsi="Times New Roman"/>
-          <w:color w:val="000000"/>
-        </w:rPr>
-      </w:pPr>
-    </w:p>
+    <w:p/>
     <w:sectPr>
       <w:pgSz w:w="11906" w:h="16838"/>
       <w:pgMar w:top="1417" w:right="1417" w:bottom="1417" w:left="1417" w:header="708" w:footer="708" w:gutter="0"/>
@@ -1018,6 +326,1003 @@
     </w:p>
   </w:footnote>
 </w:footnotes>
+</file>
+
+<file path=word/numbering.xml><?xml version="1.0" encoding="utf-8"?>
+<w:numbering xmlns:wpc="http://schemas.microsoft.com/office/word/2010/wordprocessingCanvas" xmlns:cx="http://schemas.microsoft.com/office/drawing/2014/chartex" xmlns:cx1="http://schemas.microsoft.com/office/drawing/2015/9/8/chartex" xmlns:cx2="http://schemas.microsoft.com/office/drawing/2015/10/21/chartex" xmlns:cx3="http://schemas.microsoft.com/office/drawing/2016/5/9/chartex" xmlns:cx4="http://schemas.microsoft.com/office/drawing/2016/5/10/chartex" xmlns:cx5="http://schemas.microsoft.com/office/drawing/2016/5/11/chartex" xmlns:cx6="http://schemas.microsoft.com/office/drawing/2016/5/12/chartex" xmlns:cx7="http://schemas.microsoft.com/office/drawing/2016/5/13/chartex" xmlns:cx8="http://schemas.microsoft.com/office/drawing/2016/5/14/chartex" xmlns:mc="http://schemas.openxmlformats.org/markup-compatibility/2006" xmlns:aink="http://schemas.microsoft.com/office/drawing/2016/ink" xmlns:am3d="http://schemas.microsoft.com/office/drawing/2017/model3d" xmlns:o="urn:schemas-microsoft-com:office:office" xmlns:oel="http://schemas.microsoft.com/office/2019/extlst" xmlns:r="http://schemas.openxmlformats.org/officeDocument/2006/relationships" xmlns:m="http://schemas.openxmlformats.org/officeDocument/2006/math" xmlns:v="urn:schemas-microsoft-com:vml" xmlns:wp14="http://schemas.microsoft.com/office/word/2010/wordprocessingDrawing" xmlns:wp="http://schemas.openxmlformats.org/drawingml/2006/wordprocessingDrawing" xmlns:w10="urn:schemas-microsoft-com:office:word" xmlns:w="http://schemas.openxmlformats.org/wordprocessingml/2006/main" xmlns:w14="http://schemas.microsoft.com/office/word/2010/wordml" xmlns:w15="http://schemas.microsoft.com/office/word/2012/wordml" xmlns:w16cex="http://schemas.microsoft.com/office/word/2018/wordml/cex" xmlns:w16cid="http://schemas.microsoft.com/office/word/2016/wordml/cid" xmlns:w16="http://schemas.microsoft.com/office/word/2018/wordml" xmlns:w16du="http://schemas.microsoft.com/office/word/2023/wordml/word16du" xmlns:w16sdtdh="http://schemas.microsoft.com/office/word/2020/wordml/sdtdatahash" xmlns:w16sdtfl="http://schemas.microsoft.com/office/word/2024/wordml/sdtformatlock" xmlns:w16se="http://schemas.microsoft.com/office/word/2015/wordml/symex" xmlns:wpg="http://schemas.microsoft.com/office/word/2010/wordprocessingGroup" xmlns:wpi="http://schemas.microsoft.com/office/word/2010/wordprocessingInk" xmlns:wne="http://schemas.microsoft.com/office/word/2006/wordml" xmlns:wps="http://schemas.microsoft.com/office/word/2010/wordprocessingShape" mc:Ignorable="w14 w15 w16se w16cid w16 w16cex w16sdtdh w16sdtfl w16du wp14">
+  <w:abstractNum w:abstractNumId="0" w15:restartNumberingAfterBreak="0">
+    <w:nsid w:val="12EF7D0E"/>
+    <w:multiLevelType w:val="multilevel"/>
+    <w:tmpl w:val="A078C6A2"/>
+    <w:lvl w:ilvl="0">
+      <w:start w:val="1"/>
+      <w:numFmt w:val="bullet"/>
+      <w:lvlText w:val=""/>
+      <w:lvlJc w:val="left"/>
+      <w:pPr>
+        <w:tabs>
+          <w:tab w:val="num" w:pos="720"/>
+        </w:tabs>
+        <w:ind w:left="720" w:hanging="360"/>
+      </w:pPr>
+      <w:rPr>
+        <w:rFonts w:ascii="Symbol" w:hAnsi="Symbol" w:hint="default"/>
+        <w:sz w:val="20"/>
+      </w:rPr>
+    </w:lvl>
+    <w:lvl w:ilvl="1" w:tentative="1">
+      <w:start w:val="1"/>
+      <w:numFmt w:val="bullet"/>
+      <w:lvlText w:val="o"/>
+      <w:lvlJc w:val="left"/>
+      <w:pPr>
+        <w:tabs>
+          <w:tab w:val="num" w:pos="1440"/>
+        </w:tabs>
+        <w:ind w:left="1440" w:hanging="360"/>
+      </w:pPr>
+      <w:rPr>
+        <w:rFonts w:ascii="Courier New" w:hAnsi="Courier New" w:hint="default"/>
+        <w:sz w:val="20"/>
+      </w:rPr>
+    </w:lvl>
+    <w:lvl w:ilvl="2" w:tentative="1">
+      <w:start w:val="1"/>
+      <w:numFmt w:val="bullet"/>
+      <w:lvlText w:val=""/>
+      <w:lvlJc w:val="left"/>
+      <w:pPr>
+        <w:tabs>
+          <w:tab w:val="num" w:pos="2160"/>
+        </w:tabs>
+        <w:ind w:left="2160" w:hanging="360"/>
+      </w:pPr>
+      <w:rPr>
+        <w:rFonts w:ascii="Wingdings" w:hAnsi="Wingdings" w:hint="default"/>
+        <w:sz w:val="20"/>
+      </w:rPr>
+    </w:lvl>
+    <w:lvl w:ilvl="3" w:tentative="1">
+      <w:start w:val="1"/>
+      <w:numFmt w:val="bullet"/>
+      <w:lvlText w:val=""/>
+      <w:lvlJc w:val="left"/>
+      <w:pPr>
+        <w:tabs>
+          <w:tab w:val="num" w:pos="2880"/>
+        </w:tabs>
+        <w:ind w:left="2880" w:hanging="360"/>
+      </w:pPr>
+      <w:rPr>
+        <w:rFonts w:ascii="Wingdings" w:hAnsi="Wingdings" w:hint="default"/>
+        <w:sz w:val="20"/>
+      </w:rPr>
+    </w:lvl>
+    <w:lvl w:ilvl="4" w:tentative="1">
+      <w:start w:val="1"/>
+      <w:numFmt w:val="bullet"/>
+      <w:lvlText w:val=""/>
+      <w:lvlJc w:val="left"/>
+      <w:pPr>
+        <w:tabs>
+          <w:tab w:val="num" w:pos="3600"/>
+        </w:tabs>
+        <w:ind w:left="3600" w:hanging="360"/>
+      </w:pPr>
+      <w:rPr>
+        <w:rFonts w:ascii="Wingdings" w:hAnsi="Wingdings" w:hint="default"/>
+        <w:sz w:val="20"/>
+      </w:rPr>
+    </w:lvl>
+    <w:lvl w:ilvl="5" w:tentative="1">
+      <w:start w:val="1"/>
+      <w:numFmt w:val="bullet"/>
+      <w:lvlText w:val=""/>
+      <w:lvlJc w:val="left"/>
+      <w:pPr>
+        <w:tabs>
+          <w:tab w:val="num" w:pos="4320"/>
+        </w:tabs>
+        <w:ind w:left="4320" w:hanging="360"/>
+      </w:pPr>
+      <w:rPr>
+        <w:rFonts w:ascii="Wingdings" w:hAnsi="Wingdings" w:hint="default"/>
+        <w:sz w:val="20"/>
+      </w:rPr>
+    </w:lvl>
+    <w:lvl w:ilvl="6" w:tentative="1">
+      <w:start w:val="1"/>
+      <w:numFmt w:val="bullet"/>
+      <w:lvlText w:val=""/>
+      <w:lvlJc w:val="left"/>
+      <w:pPr>
+        <w:tabs>
+          <w:tab w:val="num" w:pos="5040"/>
+        </w:tabs>
+        <w:ind w:left="5040" w:hanging="360"/>
+      </w:pPr>
+      <w:rPr>
+        <w:rFonts w:ascii="Wingdings" w:hAnsi="Wingdings" w:hint="default"/>
+        <w:sz w:val="20"/>
+      </w:rPr>
+    </w:lvl>
+    <w:lvl w:ilvl="7" w:tentative="1">
+      <w:start w:val="1"/>
+      <w:numFmt w:val="bullet"/>
+      <w:lvlText w:val=""/>
+      <w:lvlJc w:val="left"/>
+      <w:pPr>
+        <w:tabs>
+          <w:tab w:val="num" w:pos="5760"/>
+        </w:tabs>
+        <w:ind w:left="5760" w:hanging="360"/>
+      </w:pPr>
+      <w:rPr>
+        <w:rFonts w:ascii="Wingdings" w:hAnsi="Wingdings" w:hint="default"/>
+        <w:sz w:val="20"/>
+      </w:rPr>
+    </w:lvl>
+    <w:lvl w:ilvl="8" w:tentative="1">
+      <w:start w:val="1"/>
+      <w:numFmt w:val="bullet"/>
+      <w:lvlText w:val=""/>
+      <w:lvlJc w:val="left"/>
+      <w:pPr>
+        <w:tabs>
+          <w:tab w:val="num" w:pos="6480"/>
+        </w:tabs>
+        <w:ind w:left="6480" w:hanging="360"/>
+      </w:pPr>
+      <w:rPr>
+        <w:rFonts w:ascii="Wingdings" w:hAnsi="Wingdings" w:hint="default"/>
+        <w:sz w:val="20"/>
+      </w:rPr>
+    </w:lvl>
+  </w:abstractNum>
+  <w:abstractNum w:abstractNumId="1" w15:restartNumberingAfterBreak="0">
+    <w:nsid w:val="230F3DC4"/>
+    <w:multiLevelType w:val="multilevel"/>
+    <w:tmpl w:val="AB52F480"/>
+    <w:lvl w:ilvl="0">
+      <w:start w:val="1"/>
+      <w:numFmt w:val="decimal"/>
+      <w:lvlText w:val="%1."/>
+      <w:lvlJc w:val="left"/>
+      <w:pPr>
+        <w:tabs>
+          <w:tab w:val="num" w:pos="720"/>
+        </w:tabs>
+        <w:ind w:left="720" w:hanging="360"/>
+      </w:pPr>
+    </w:lvl>
+    <w:lvl w:ilvl="1" w:tentative="1">
+      <w:start w:val="1"/>
+      <w:numFmt w:val="decimal"/>
+      <w:lvlText w:val="%2."/>
+      <w:lvlJc w:val="left"/>
+      <w:pPr>
+        <w:tabs>
+          <w:tab w:val="num" w:pos="1440"/>
+        </w:tabs>
+        <w:ind w:left="1440" w:hanging="360"/>
+      </w:pPr>
+    </w:lvl>
+    <w:lvl w:ilvl="2" w:tentative="1">
+      <w:start w:val="1"/>
+      <w:numFmt w:val="decimal"/>
+      <w:lvlText w:val="%3."/>
+      <w:lvlJc w:val="left"/>
+      <w:pPr>
+        <w:tabs>
+          <w:tab w:val="num" w:pos="2160"/>
+        </w:tabs>
+        <w:ind w:left="2160" w:hanging="360"/>
+      </w:pPr>
+    </w:lvl>
+    <w:lvl w:ilvl="3" w:tentative="1">
+      <w:start w:val="1"/>
+      <w:numFmt w:val="decimal"/>
+      <w:lvlText w:val="%4."/>
+      <w:lvlJc w:val="left"/>
+      <w:pPr>
+        <w:tabs>
+          <w:tab w:val="num" w:pos="2880"/>
+        </w:tabs>
+        <w:ind w:left="2880" w:hanging="360"/>
+      </w:pPr>
+    </w:lvl>
+    <w:lvl w:ilvl="4" w:tentative="1">
+      <w:start w:val="1"/>
+      <w:numFmt w:val="decimal"/>
+      <w:lvlText w:val="%5."/>
+      <w:lvlJc w:val="left"/>
+      <w:pPr>
+        <w:tabs>
+          <w:tab w:val="num" w:pos="3600"/>
+        </w:tabs>
+        <w:ind w:left="3600" w:hanging="360"/>
+      </w:pPr>
+    </w:lvl>
+    <w:lvl w:ilvl="5" w:tentative="1">
+      <w:start w:val="1"/>
+      <w:numFmt w:val="decimal"/>
+      <w:lvlText w:val="%6."/>
+      <w:lvlJc w:val="left"/>
+      <w:pPr>
+        <w:tabs>
+          <w:tab w:val="num" w:pos="4320"/>
+        </w:tabs>
+        <w:ind w:left="4320" w:hanging="360"/>
+      </w:pPr>
+    </w:lvl>
+    <w:lvl w:ilvl="6" w:tentative="1">
+      <w:start w:val="1"/>
+      <w:numFmt w:val="decimal"/>
+      <w:lvlText w:val="%7."/>
+      <w:lvlJc w:val="left"/>
+      <w:pPr>
+        <w:tabs>
+          <w:tab w:val="num" w:pos="5040"/>
+        </w:tabs>
+        <w:ind w:left="5040" w:hanging="360"/>
+      </w:pPr>
+    </w:lvl>
+    <w:lvl w:ilvl="7" w:tentative="1">
+      <w:start w:val="1"/>
+      <w:numFmt w:val="decimal"/>
+      <w:lvlText w:val="%8."/>
+      <w:lvlJc w:val="left"/>
+      <w:pPr>
+        <w:tabs>
+          <w:tab w:val="num" w:pos="5760"/>
+        </w:tabs>
+        <w:ind w:left="5760" w:hanging="360"/>
+      </w:pPr>
+    </w:lvl>
+    <w:lvl w:ilvl="8" w:tentative="1">
+      <w:start w:val="1"/>
+      <w:numFmt w:val="decimal"/>
+      <w:lvlText w:val="%9."/>
+      <w:lvlJc w:val="left"/>
+      <w:pPr>
+        <w:tabs>
+          <w:tab w:val="num" w:pos="6480"/>
+        </w:tabs>
+        <w:ind w:left="6480" w:hanging="360"/>
+      </w:pPr>
+    </w:lvl>
+  </w:abstractNum>
+  <w:abstractNum w:abstractNumId="2" w15:restartNumberingAfterBreak="0">
+    <w:nsid w:val="2CE87AEE"/>
+    <w:multiLevelType w:val="multilevel"/>
+    <w:tmpl w:val="A7EE03C4"/>
+    <w:lvl w:ilvl="0">
+      <w:start w:val="1"/>
+      <w:numFmt w:val="bullet"/>
+      <w:lvlText w:val=""/>
+      <w:lvlJc w:val="left"/>
+      <w:pPr>
+        <w:tabs>
+          <w:tab w:val="num" w:pos="720"/>
+        </w:tabs>
+        <w:ind w:left="720" w:hanging="360"/>
+      </w:pPr>
+      <w:rPr>
+        <w:rFonts w:ascii="Symbol" w:hAnsi="Symbol" w:hint="default"/>
+        <w:sz w:val="20"/>
+      </w:rPr>
+    </w:lvl>
+    <w:lvl w:ilvl="1" w:tentative="1">
+      <w:start w:val="1"/>
+      <w:numFmt w:val="bullet"/>
+      <w:lvlText w:val="o"/>
+      <w:lvlJc w:val="left"/>
+      <w:pPr>
+        <w:tabs>
+          <w:tab w:val="num" w:pos="1440"/>
+        </w:tabs>
+        <w:ind w:left="1440" w:hanging="360"/>
+      </w:pPr>
+      <w:rPr>
+        <w:rFonts w:ascii="Courier New" w:hAnsi="Courier New" w:hint="default"/>
+        <w:sz w:val="20"/>
+      </w:rPr>
+    </w:lvl>
+    <w:lvl w:ilvl="2" w:tentative="1">
+      <w:start w:val="1"/>
+      <w:numFmt w:val="bullet"/>
+      <w:lvlText w:val=""/>
+      <w:lvlJc w:val="left"/>
+      <w:pPr>
+        <w:tabs>
+          <w:tab w:val="num" w:pos="2160"/>
+        </w:tabs>
+        <w:ind w:left="2160" w:hanging="360"/>
+      </w:pPr>
+      <w:rPr>
+        <w:rFonts w:ascii="Wingdings" w:hAnsi="Wingdings" w:hint="default"/>
+        <w:sz w:val="20"/>
+      </w:rPr>
+    </w:lvl>
+    <w:lvl w:ilvl="3" w:tentative="1">
+      <w:start w:val="1"/>
+      <w:numFmt w:val="bullet"/>
+      <w:lvlText w:val=""/>
+      <w:lvlJc w:val="left"/>
+      <w:pPr>
+        <w:tabs>
+          <w:tab w:val="num" w:pos="2880"/>
+        </w:tabs>
+        <w:ind w:left="2880" w:hanging="360"/>
+      </w:pPr>
+      <w:rPr>
+        <w:rFonts w:ascii="Wingdings" w:hAnsi="Wingdings" w:hint="default"/>
+        <w:sz w:val="20"/>
+      </w:rPr>
+    </w:lvl>
+    <w:lvl w:ilvl="4" w:tentative="1">
+      <w:start w:val="1"/>
+      <w:numFmt w:val="bullet"/>
+      <w:lvlText w:val=""/>
+      <w:lvlJc w:val="left"/>
+      <w:pPr>
+        <w:tabs>
+          <w:tab w:val="num" w:pos="3600"/>
+        </w:tabs>
+        <w:ind w:left="3600" w:hanging="360"/>
+      </w:pPr>
+      <w:rPr>
+        <w:rFonts w:ascii="Wingdings" w:hAnsi="Wingdings" w:hint="default"/>
+        <w:sz w:val="20"/>
+      </w:rPr>
+    </w:lvl>
+    <w:lvl w:ilvl="5" w:tentative="1">
+      <w:start w:val="1"/>
+      <w:numFmt w:val="bullet"/>
+      <w:lvlText w:val=""/>
+      <w:lvlJc w:val="left"/>
+      <w:pPr>
+        <w:tabs>
+          <w:tab w:val="num" w:pos="4320"/>
+        </w:tabs>
+        <w:ind w:left="4320" w:hanging="360"/>
+      </w:pPr>
+      <w:rPr>
+        <w:rFonts w:ascii="Wingdings" w:hAnsi="Wingdings" w:hint="default"/>
+        <w:sz w:val="20"/>
+      </w:rPr>
+    </w:lvl>
+    <w:lvl w:ilvl="6" w:tentative="1">
+      <w:start w:val="1"/>
+      <w:numFmt w:val="bullet"/>
+      <w:lvlText w:val=""/>
+      <w:lvlJc w:val="left"/>
+      <w:pPr>
+        <w:tabs>
+          <w:tab w:val="num" w:pos="5040"/>
+        </w:tabs>
+        <w:ind w:left="5040" w:hanging="360"/>
+      </w:pPr>
+      <w:rPr>
+        <w:rFonts w:ascii="Wingdings" w:hAnsi="Wingdings" w:hint="default"/>
+        <w:sz w:val="20"/>
+      </w:rPr>
+    </w:lvl>
+    <w:lvl w:ilvl="7" w:tentative="1">
+      <w:start w:val="1"/>
+      <w:numFmt w:val="bullet"/>
+      <w:lvlText w:val=""/>
+      <w:lvlJc w:val="left"/>
+      <w:pPr>
+        <w:tabs>
+          <w:tab w:val="num" w:pos="5760"/>
+        </w:tabs>
+        <w:ind w:left="5760" w:hanging="360"/>
+      </w:pPr>
+      <w:rPr>
+        <w:rFonts w:ascii="Wingdings" w:hAnsi="Wingdings" w:hint="default"/>
+        <w:sz w:val="20"/>
+      </w:rPr>
+    </w:lvl>
+    <w:lvl w:ilvl="8" w:tentative="1">
+      <w:start w:val="1"/>
+      <w:numFmt w:val="bullet"/>
+      <w:lvlText w:val=""/>
+      <w:lvlJc w:val="left"/>
+      <w:pPr>
+        <w:tabs>
+          <w:tab w:val="num" w:pos="6480"/>
+        </w:tabs>
+        <w:ind w:left="6480" w:hanging="360"/>
+      </w:pPr>
+      <w:rPr>
+        <w:rFonts w:ascii="Wingdings" w:hAnsi="Wingdings" w:hint="default"/>
+        <w:sz w:val="20"/>
+      </w:rPr>
+    </w:lvl>
+  </w:abstractNum>
+  <w:abstractNum w:abstractNumId="3" w15:restartNumberingAfterBreak="0">
+    <w:nsid w:val="45C60E1A"/>
+    <w:multiLevelType w:val="multilevel"/>
+    <w:tmpl w:val="43044940"/>
+    <w:lvl w:ilvl="0">
+      <w:start w:val="1"/>
+      <w:numFmt w:val="bullet"/>
+      <w:lvlText w:val=""/>
+      <w:lvlJc w:val="left"/>
+      <w:pPr>
+        <w:tabs>
+          <w:tab w:val="num" w:pos="720"/>
+        </w:tabs>
+        <w:ind w:left="720" w:hanging="360"/>
+      </w:pPr>
+      <w:rPr>
+        <w:rFonts w:ascii="Symbol" w:hAnsi="Symbol" w:hint="default"/>
+        <w:sz w:val="20"/>
+      </w:rPr>
+    </w:lvl>
+    <w:lvl w:ilvl="1" w:tentative="1">
+      <w:start w:val="1"/>
+      <w:numFmt w:val="bullet"/>
+      <w:lvlText w:val="o"/>
+      <w:lvlJc w:val="left"/>
+      <w:pPr>
+        <w:tabs>
+          <w:tab w:val="num" w:pos="1440"/>
+        </w:tabs>
+        <w:ind w:left="1440" w:hanging="360"/>
+      </w:pPr>
+      <w:rPr>
+        <w:rFonts w:ascii="Courier New" w:hAnsi="Courier New" w:hint="default"/>
+        <w:sz w:val="20"/>
+      </w:rPr>
+    </w:lvl>
+    <w:lvl w:ilvl="2" w:tentative="1">
+      <w:start w:val="1"/>
+      <w:numFmt w:val="bullet"/>
+      <w:lvlText w:val=""/>
+      <w:lvlJc w:val="left"/>
+      <w:pPr>
+        <w:tabs>
+          <w:tab w:val="num" w:pos="2160"/>
+        </w:tabs>
+        <w:ind w:left="2160" w:hanging="360"/>
+      </w:pPr>
+      <w:rPr>
+        <w:rFonts w:ascii="Wingdings" w:hAnsi="Wingdings" w:hint="default"/>
+        <w:sz w:val="20"/>
+      </w:rPr>
+    </w:lvl>
+    <w:lvl w:ilvl="3" w:tentative="1">
+      <w:start w:val="1"/>
+      <w:numFmt w:val="bullet"/>
+      <w:lvlText w:val=""/>
+      <w:lvlJc w:val="left"/>
+      <w:pPr>
+        <w:tabs>
+          <w:tab w:val="num" w:pos="2880"/>
+        </w:tabs>
+        <w:ind w:left="2880" w:hanging="360"/>
+      </w:pPr>
+      <w:rPr>
+        <w:rFonts w:ascii="Wingdings" w:hAnsi="Wingdings" w:hint="default"/>
+        <w:sz w:val="20"/>
+      </w:rPr>
+    </w:lvl>
+    <w:lvl w:ilvl="4" w:tentative="1">
+      <w:start w:val="1"/>
+      <w:numFmt w:val="bullet"/>
+      <w:lvlText w:val=""/>
+      <w:lvlJc w:val="left"/>
+      <w:pPr>
+        <w:tabs>
+          <w:tab w:val="num" w:pos="3600"/>
+        </w:tabs>
+        <w:ind w:left="3600" w:hanging="360"/>
+      </w:pPr>
+      <w:rPr>
+        <w:rFonts w:ascii="Wingdings" w:hAnsi="Wingdings" w:hint="default"/>
+        <w:sz w:val="20"/>
+      </w:rPr>
+    </w:lvl>
+    <w:lvl w:ilvl="5" w:tentative="1">
+      <w:start w:val="1"/>
+      <w:numFmt w:val="bullet"/>
+      <w:lvlText w:val=""/>
+      <w:lvlJc w:val="left"/>
+      <w:pPr>
+        <w:tabs>
+          <w:tab w:val="num" w:pos="4320"/>
+        </w:tabs>
+        <w:ind w:left="4320" w:hanging="360"/>
+      </w:pPr>
+      <w:rPr>
+        <w:rFonts w:ascii="Wingdings" w:hAnsi="Wingdings" w:hint="default"/>
+        <w:sz w:val="20"/>
+      </w:rPr>
+    </w:lvl>
+    <w:lvl w:ilvl="6" w:tentative="1">
+      <w:start w:val="1"/>
+      <w:numFmt w:val="bullet"/>
+      <w:lvlText w:val=""/>
+      <w:lvlJc w:val="left"/>
+      <w:pPr>
+        <w:tabs>
+          <w:tab w:val="num" w:pos="5040"/>
+        </w:tabs>
+        <w:ind w:left="5040" w:hanging="360"/>
+      </w:pPr>
+      <w:rPr>
+        <w:rFonts w:ascii="Wingdings" w:hAnsi="Wingdings" w:hint="default"/>
+        <w:sz w:val="20"/>
+      </w:rPr>
+    </w:lvl>
+    <w:lvl w:ilvl="7" w:tentative="1">
+      <w:start w:val="1"/>
+      <w:numFmt w:val="bullet"/>
+      <w:lvlText w:val=""/>
+      <w:lvlJc w:val="left"/>
+      <w:pPr>
+        <w:tabs>
+          <w:tab w:val="num" w:pos="5760"/>
+        </w:tabs>
+        <w:ind w:left="5760" w:hanging="360"/>
+      </w:pPr>
+      <w:rPr>
+        <w:rFonts w:ascii="Wingdings" w:hAnsi="Wingdings" w:hint="default"/>
+        <w:sz w:val="20"/>
+      </w:rPr>
+    </w:lvl>
+    <w:lvl w:ilvl="8" w:tentative="1">
+      <w:start w:val="1"/>
+      <w:numFmt w:val="bullet"/>
+      <w:lvlText w:val=""/>
+      <w:lvlJc w:val="left"/>
+      <w:pPr>
+        <w:tabs>
+          <w:tab w:val="num" w:pos="6480"/>
+        </w:tabs>
+        <w:ind w:left="6480" w:hanging="360"/>
+      </w:pPr>
+      <w:rPr>
+        <w:rFonts w:ascii="Wingdings" w:hAnsi="Wingdings" w:hint="default"/>
+        <w:sz w:val="20"/>
+      </w:rPr>
+    </w:lvl>
+  </w:abstractNum>
+  <w:abstractNum w:abstractNumId="4" w15:restartNumberingAfterBreak="0">
+    <w:nsid w:val="47EC66AE"/>
+    <w:multiLevelType w:val="multilevel"/>
+    <w:tmpl w:val="C34A8CAE"/>
+    <w:lvl w:ilvl="0">
+      <w:start w:val="1"/>
+      <w:numFmt w:val="decimal"/>
+      <w:lvlText w:val="%1."/>
+      <w:lvlJc w:val="left"/>
+      <w:pPr>
+        <w:tabs>
+          <w:tab w:val="num" w:pos="720"/>
+        </w:tabs>
+        <w:ind w:left="720" w:hanging="360"/>
+      </w:pPr>
+    </w:lvl>
+    <w:lvl w:ilvl="1" w:tentative="1">
+      <w:start w:val="1"/>
+      <w:numFmt w:val="decimal"/>
+      <w:lvlText w:val="%2."/>
+      <w:lvlJc w:val="left"/>
+      <w:pPr>
+        <w:tabs>
+          <w:tab w:val="num" w:pos="1440"/>
+        </w:tabs>
+        <w:ind w:left="1440" w:hanging="360"/>
+      </w:pPr>
+    </w:lvl>
+    <w:lvl w:ilvl="2" w:tentative="1">
+      <w:start w:val="1"/>
+      <w:numFmt w:val="decimal"/>
+      <w:lvlText w:val="%3."/>
+      <w:lvlJc w:val="left"/>
+      <w:pPr>
+        <w:tabs>
+          <w:tab w:val="num" w:pos="2160"/>
+        </w:tabs>
+        <w:ind w:left="2160" w:hanging="360"/>
+      </w:pPr>
+    </w:lvl>
+    <w:lvl w:ilvl="3" w:tentative="1">
+      <w:start w:val="1"/>
+      <w:numFmt w:val="decimal"/>
+      <w:lvlText w:val="%4."/>
+      <w:lvlJc w:val="left"/>
+      <w:pPr>
+        <w:tabs>
+          <w:tab w:val="num" w:pos="2880"/>
+        </w:tabs>
+        <w:ind w:left="2880" w:hanging="360"/>
+      </w:pPr>
+    </w:lvl>
+    <w:lvl w:ilvl="4" w:tentative="1">
+      <w:start w:val="1"/>
+      <w:numFmt w:val="decimal"/>
+      <w:lvlText w:val="%5."/>
+      <w:lvlJc w:val="left"/>
+      <w:pPr>
+        <w:tabs>
+          <w:tab w:val="num" w:pos="3600"/>
+        </w:tabs>
+        <w:ind w:left="3600" w:hanging="360"/>
+      </w:pPr>
+    </w:lvl>
+    <w:lvl w:ilvl="5" w:tentative="1">
+      <w:start w:val="1"/>
+      <w:numFmt w:val="decimal"/>
+      <w:lvlText w:val="%6."/>
+      <w:lvlJc w:val="left"/>
+      <w:pPr>
+        <w:tabs>
+          <w:tab w:val="num" w:pos="4320"/>
+        </w:tabs>
+        <w:ind w:left="4320" w:hanging="360"/>
+      </w:pPr>
+    </w:lvl>
+    <w:lvl w:ilvl="6" w:tentative="1">
+      <w:start w:val="1"/>
+      <w:numFmt w:val="decimal"/>
+      <w:lvlText w:val="%7."/>
+      <w:lvlJc w:val="left"/>
+      <w:pPr>
+        <w:tabs>
+          <w:tab w:val="num" w:pos="5040"/>
+        </w:tabs>
+        <w:ind w:left="5040" w:hanging="360"/>
+      </w:pPr>
+    </w:lvl>
+    <w:lvl w:ilvl="7" w:tentative="1">
+      <w:start w:val="1"/>
+      <w:numFmt w:val="decimal"/>
+      <w:lvlText w:val="%8."/>
+      <w:lvlJc w:val="left"/>
+      <w:pPr>
+        <w:tabs>
+          <w:tab w:val="num" w:pos="5760"/>
+        </w:tabs>
+        <w:ind w:left="5760" w:hanging="360"/>
+      </w:pPr>
+    </w:lvl>
+    <w:lvl w:ilvl="8" w:tentative="1">
+      <w:start w:val="1"/>
+      <w:numFmt w:val="decimal"/>
+      <w:lvlText w:val="%9."/>
+      <w:lvlJc w:val="left"/>
+      <w:pPr>
+        <w:tabs>
+          <w:tab w:val="num" w:pos="6480"/>
+        </w:tabs>
+        <w:ind w:left="6480" w:hanging="360"/>
+      </w:pPr>
+    </w:lvl>
+  </w:abstractNum>
+  <w:abstractNum w:abstractNumId="5" w15:restartNumberingAfterBreak="0">
+    <w:nsid w:val="6C9A1FCE"/>
+    <w:multiLevelType w:val="multilevel"/>
+    <w:tmpl w:val="D3FC1210"/>
+    <w:lvl w:ilvl="0">
+      <w:start w:val="1"/>
+      <w:numFmt w:val="bullet"/>
+      <w:lvlText w:val=""/>
+      <w:lvlJc w:val="left"/>
+      <w:pPr>
+        <w:tabs>
+          <w:tab w:val="num" w:pos="720"/>
+        </w:tabs>
+        <w:ind w:left="720" w:hanging="360"/>
+      </w:pPr>
+      <w:rPr>
+        <w:rFonts w:ascii="Symbol" w:hAnsi="Symbol" w:hint="default"/>
+        <w:sz w:val="20"/>
+      </w:rPr>
+    </w:lvl>
+    <w:lvl w:ilvl="1" w:tentative="1">
+      <w:start w:val="1"/>
+      <w:numFmt w:val="bullet"/>
+      <w:lvlText w:val="o"/>
+      <w:lvlJc w:val="left"/>
+      <w:pPr>
+        <w:tabs>
+          <w:tab w:val="num" w:pos="1440"/>
+        </w:tabs>
+        <w:ind w:left="1440" w:hanging="360"/>
+      </w:pPr>
+      <w:rPr>
+        <w:rFonts w:ascii="Courier New" w:hAnsi="Courier New" w:hint="default"/>
+        <w:sz w:val="20"/>
+      </w:rPr>
+    </w:lvl>
+    <w:lvl w:ilvl="2" w:tentative="1">
+      <w:start w:val="1"/>
+      <w:numFmt w:val="bullet"/>
+      <w:lvlText w:val=""/>
+      <w:lvlJc w:val="left"/>
+      <w:pPr>
+        <w:tabs>
+          <w:tab w:val="num" w:pos="2160"/>
+        </w:tabs>
+        <w:ind w:left="2160" w:hanging="360"/>
+      </w:pPr>
+      <w:rPr>
+        <w:rFonts w:ascii="Wingdings" w:hAnsi="Wingdings" w:hint="default"/>
+        <w:sz w:val="20"/>
+      </w:rPr>
+    </w:lvl>
+    <w:lvl w:ilvl="3" w:tentative="1">
+      <w:start w:val="1"/>
+      <w:numFmt w:val="bullet"/>
+      <w:lvlText w:val=""/>
+      <w:lvlJc w:val="left"/>
+      <w:pPr>
+        <w:tabs>
+          <w:tab w:val="num" w:pos="2880"/>
+        </w:tabs>
+        <w:ind w:left="2880" w:hanging="360"/>
+      </w:pPr>
+      <w:rPr>
+        <w:rFonts w:ascii="Wingdings" w:hAnsi="Wingdings" w:hint="default"/>
+        <w:sz w:val="20"/>
+      </w:rPr>
+    </w:lvl>
+    <w:lvl w:ilvl="4" w:tentative="1">
+      <w:start w:val="1"/>
+      <w:numFmt w:val="bullet"/>
+      <w:lvlText w:val=""/>
+      <w:lvlJc w:val="left"/>
+      <w:pPr>
+        <w:tabs>
+          <w:tab w:val="num" w:pos="3600"/>
+        </w:tabs>
+        <w:ind w:left="3600" w:hanging="360"/>
+      </w:pPr>
+      <w:rPr>
+        <w:rFonts w:ascii="Wingdings" w:hAnsi="Wingdings" w:hint="default"/>
+        <w:sz w:val="20"/>
+      </w:rPr>
+    </w:lvl>
+    <w:lvl w:ilvl="5" w:tentative="1">
+      <w:start w:val="1"/>
+      <w:numFmt w:val="bullet"/>
+      <w:lvlText w:val=""/>
+      <w:lvlJc w:val="left"/>
+      <w:pPr>
+        <w:tabs>
+          <w:tab w:val="num" w:pos="4320"/>
+        </w:tabs>
+        <w:ind w:left="4320" w:hanging="360"/>
+      </w:pPr>
+      <w:rPr>
+        <w:rFonts w:ascii="Wingdings" w:hAnsi="Wingdings" w:hint="default"/>
+        <w:sz w:val="20"/>
+      </w:rPr>
+    </w:lvl>
+    <w:lvl w:ilvl="6" w:tentative="1">
+      <w:start w:val="1"/>
+      <w:numFmt w:val="bullet"/>
+      <w:lvlText w:val=""/>
+      <w:lvlJc w:val="left"/>
+      <w:pPr>
+        <w:tabs>
+          <w:tab w:val="num" w:pos="5040"/>
+        </w:tabs>
+        <w:ind w:left="5040" w:hanging="360"/>
+      </w:pPr>
+      <w:rPr>
+        <w:rFonts w:ascii="Wingdings" w:hAnsi="Wingdings" w:hint="default"/>
+        <w:sz w:val="20"/>
+      </w:rPr>
+    </w:lvl>
+    <w:lvl w:ilvl="7" w:tentative="1">
+      <w:start w:val="1"/>
+      <w:numFmt w:val="bullet"/>
+      <w:lvlText w:val=""/>
+      <w:lvlJc w:val="left"/>
+      <w:pPr>
+        <w:tabs>
+          <w:tab w:val="num" w:pos="5760"/>
+        </w:tabs>
+        <w:ind w:left="5760" w:hanging="360"/>
+      </w:pPr>
+      <w:rPr>
+        <w:rFonts w:ascii="Wingdings" w:hAnsi="Wingdings" w:hint="default"/>
+        <w:sz w:val="20"/>
+      </w:rPr>
+    </w:lvl>
+    <w:lvl w:ilvl="8" w:tentative="1">
+      <w:start w:val="1"/>
+      <w:numFmt w:val="bullet"/>
+      <w:lvlText w:val=""/>
+      <w:lvlJc w:val="left"/>
+      <w:pPr>
+        <w:tabs>
+          <w:tab w:val="num" w:pos="6480"/>
+        </w:tabs>
+        <w:ind w:left="6480" w:hanging="360"/>
+      </w:pPr>
+      <w:rPr>
+        <w:rFonts w:ascii="Wingdings" w:hAnsi="Wingdings" w:hint="default"/>
+        <w:sz w:val="20"/>
+      </w:rPr>
+    </w:lvl>
+  </w:abstractNum>
+  <w:abstractNum w:abstractNumId="6" w15:restartNumberingAfterBreak="0">
+    <w:nsid w:val="76450319"/>
+    <w:multiLevelType w:val="multilevel"/>
+    <w:tmpl w:val="0458E42A"/>
+    <w:lvl w:ilvl="0">
+      <w:start w:val="1"/>
+      <w:numFmt w:val="bullet"/>
+      <w:lvlText w:val=""/>
+      <w:lvlJc w:val="left"/>
+      <w:pPr>
+        <w:tabs>
+          <w:tab w:val="num" w:pos="720"/>
+        </w:tabs>
+        <w:ind w:left="720" w:hanging="360"/>
+      </w:pPr>
+      <w:rPr>
+        <w:rFonts w:ascii="Symbol" w:hAnsi="Symbol" w:hint="default"/>
+        <w:sz w:val="20"/>
+      </w:rPr>
+    </w:lvl>
+    <w:lvl w:ilvl="1" w:tentative="1">
+      <w:start w:val="1"/>
+      <w:numFmt w:val="bullet"/>
+      <w:lvlText w:val="o"/>
+      <w:lvlJc w:val="left"/>
+      <w:pPr>
+        <w:tabs>
+          <w:tab w:val="num" w:pos="1440"/>
+        </w:tabs>
+        <w:ind w:left="1440" w:hanging="360"/>
+      </w:pPr>
+      <w:rPr>
+        <w:rFonts w:ascii="Courier New" w:hAnsi="Courier New" w:hint="default"/>
+        <w:sz w:val="20"/>
+      </w:rPr>
+    </w:lvl>
+    <w:lvl w:ilvl="2" w:tentative="1">
+      <w:start w:val="1"/>
+      <w:numFmt w:val="bullet"/>
+      <w:lvlText w:val=""/>
+      <w:lvlJc w:val="left"/>
+      <w:pPr>
+        <w:tabs>
+          <w:tab w:val="num" w:pos="2160"/>
+        </w:tabs>
+        <w:ind w:left="2160" w:hanging="360"/>
+      </w:pPr>
+      <w:rPr>
+        <w:rFonts w:ascii="Wingdings" w:hAnsi="Wingdings" w:hint="default"/>
+        <w:sz w:val="20"/>
+      </w:rPr>
+    </w:lvl>
+    <w:lvl w:ilvl="3" w:tentative="1">
+      <w:start w:val="1"/>
+      <w:numFmt w:val="bullet"/>
+      <w:lvlText w:val=""/>
+      <w:lvlJc w:val="left"/>
+      <w:pPr>
+        <w:tabs>
+          <w:tab w:val="num" w:pos="2880"/>
+        </w:tabs>
+        <w:ind w:left="2880" w:hanging="360"/>
+      </w:pPr>
+      <w:rPr>
+        <w:rFonts w:ascii="Wingdings" w:hAnsi="Wingdings" w:hint="default"/>
+        <w:sz w:val="20"/>
+      </w:rPr>
+    </w:lvl>
+    <w:lvl w:ilvl="4" w:tentative="1">
+      <w:start w:val="1"/>
+      <w:numFmt w:val="bullet"/>
+      <w:lvlText w:val=""/>
+      <w:lvlJc w:val="left"/>
+      <w:pPr>
+        <w:tabs>
+          <w:tab w:val="num" w:pos="3600"/>
+        </w:tabs>
+        <w:ind w:left="3600" w:hanging="360"/>
+      </w:pPr>
+      <w:rPr>
+        <w:rFonts w:ascii="Wingdings" w:hAnsi="Wingdings" w:hint="default"/>
+        <w:sz w:val="20"/>
+      </w:rPr>
+    </w:lvl>
+    <w:lvl w:ilvl="5" w:tentative="1">
+      <w:start w:val="1"/>
+      <w:numFmt w:val="bullet"/>
+      <w:lvlText w:val=""/>
+      <w:lvlJc w:val="left"/>
+      <w:pPr>
+        <w:tabs>
+          <w:tab w:val="num" w:pos="4320"/>
+        </w:tabs>
+        <w:ind w:left="4320" w:hanging="360"/>
+      </w:pPr>
+      <w:rPr>
+        <w:rFonts w:ascii="Wingdings" w:hAnsi="Wingdings" w:hint="default"/>
+        <w:sz w:val="20"/>
+      </w:rPr>
+    </w:lvl>
+    <w:lvl w:ilvl="6" w:tentative="1">
+      <w:start w:val="1"/>
+      <w:numFmt w:val="bullet"/>
+      <w:lvlText w:val=""/>
+      <w:lvlJc w:val="left"/>
+      <w:pPr>
+        <w:tabs>
+          <w:tab w:val="num" w:pos="5040"/>
+        </w:tabs>
+        <w:ind w:left="5040" w:hanging="360"/>
+      </w:pPr>
+      <w:rPr>
+        <w:rFonts w:ascii="Wingdings" w:hAnsi="Wingdings" w:hint="default"/>
+        <w:sz w:val="20"/>
+      </w:rPr>
+    </w:lvl>
+    <w:lvl w:ilvl="7" w:tentative="1">
+      <w:start w:val="1"/>
+      <w:numFmt w:val="bullet"/>
+      <w:lvlText w:val=""/>
+      <w:lvlJc w:val="left"/>
+      <w:pPr>
+        <w:tabs>
+          <w:tab w:val="num" w:pos="5760"/>
+        </w:tabs>
+        <w:ind w:left="5760" w:hanging="360"/>
+      </w:pPr>
+      <w:rPr>
+        <w:rFonts w:ascii="Wingdings" w:hAnsi="Wingdings" w:hint="default"/>
+        <w:sz w:val="20"/>
+      </w:rPr>
+    </w:lvl>
+    <w:lvl w:ilvl="8" w:tentative="1">
+      <w:start w:val="1"/>
+      <w:numFmt w:val="bullet"/>
+      <w:lvlText w:val=""/>
+      <w:lvlJc w:val="left"/>
+      <w:pPr>
+        <w:tabs>
+          <w:tab w:val="num" w:pos="6480"/>
+        </w:tabs>
+        <w:ind w:left="6480" w:hanging="360"/>
+      </w:pPr>
+      <w:rPr>
+        <w:rFonts w:ascii="Wingdings" w:hAnsi="Wingdings" w:hint="default"/>
+        <w:sz w:val="20"/>
+      </w:rPr>
+    </w:lvl>
+  </w:abstractNum>
+  <w:num w:numId="1" w16cid:durableId="1581056723">
+    <w:abstractNumId w:val="6"/>
+  </w:num>
+  <w:num w:numId="2" w16cid:durableId="1532842457">
+    <w:abstractNumId w:val="0"/>
+  </w:num>
+  <w:num w:numId="3" w16cid:durableId="864826052">
+    <w:abstractNumId w:val="4"/>
+  </w:num>
+  <w:num w:numId="4" w16cid:durableId="1254894131">
+    <w:abstractNumId w:val="3"/>
+  </w:num>
+  <w:num w:numId="5" w16cid:durableId="1625767422">
+    <w:abstractNumId w:val="2"/>
+  </w:num>
+  <w:num w:numId="6" w16cid:durableId="635719258">
+    <w:abstractNumId w:val="5"/>
+  </w:num>
+  <w:num w:numId="7" w16cid:durableId="1242301349">
+    <w:abstractNumId w:val="1"/>
+  </w:num>
+</w:numbering>
 </file>
 
 <file path=word/styles.xml><?xml version="1.0" encoding="utf-8"?>
@@ -1597,7 +1902,6 @@
   <w:style w:type="character" w:default="1" w:styleId="Domylnaczcionkaakapitu">
     <w:name w:val="Default Paragraph Font"/>
     <w:uiPriority w:val="1"/>
-    <w:semiHidden/>
     <w:unhideWhenUsed/>
   </w:style>
   <w:style w:type="table" w:default="1" w:styleId="Standardowy">
